--- a/docs/jiangao/《女装设计》第02周_中国大陆课堂完整讲稿_中文.docx
+++ b/docs/jiangao/《女装设计》第02周_中国大陆课堂完整讲稿_中文.docx
@@ -1603,7 +1603,7 @@
         <w:pStyle w:val="164"/>
       </w:pPr>
       <w:r>
-        <w:t>流程：1. 人台 + 坯布，不画图  →  2. 用手在身体上找体积与线条  →  3. 拍照记录每一个阶段  →  4. 从坯布反推纸样  →  5. 再画款式图与系列  →  6. 调整面料与工艺</w:t>
+        <w:t>流程：1. 人台 + 坯布，不画图  →  2. 用手在身体上找体积与线条  →  3. 拍照记录每一个阶段  →  4. 选定方案，从坯布反推纸样  →  5. 再画款式图与系列  →  6. 调整面料与工艺</w:t>
       </w:r>
     </w:p>
     <w:p>
@@ -1625,7 +1625,7 @@
         <w:pStyle w:val="164"/>
       </w:pPr>
       <w:r>
-        <w:t>第三种，立裁或者说身体先行。川久保玲、山本耀司，再往前是 Vionnet 的斜裁。第一步：人台、坯布、别针，不画图。第二步：用手在身体上找体积和线条——布往哪里推，褶往哪里倒。第三步很关键：每一个阶段都拍照，因为立裁的中间状态经常比最终状态好。第四步从坯布反推纸样。第五步才画款式图和系列图——注意，这里草图是"记录"，不是"起点"。最后调整面料和工艺。这个流程最适合大纲说的"立体造型实践"这个难点，我建议大家第三周开始至少用一次。</w:t>
+        <w:t>第三种，立裁或者说身体先行。川久保玲、山本耀司，再往前是 Vionnet 的斜裁。第一步：人台、坯布、别针，不画图。第二步：用手在身体上找体积和线条——布往哪里推，褶往哪里倒。第三步很关键：每一个阶段都拍照，因为立裁的中间状态经常比最终状态好。第四步：从好几个坯布方案里选定一个，再反推纸样——注意，"选"这个动作本身就是设计。屏幕左边那张照片就是第一、二步的样子：人台、坯布、别针，还没有任何纸样。第五步才画款式图和系列图——注意，这里草图是"记录"，不是"起点"。最后调整面料和工艺。这个流程最适合大纲说的"立体造型实践"这个难点，我建议大家第三周开始至少用一次。</w:t>
       </w:r>
     </w:p>
     <w:p>
@@ -1791,7 +1791,7 @@
         <w:pStyle w:val="164"/>
       </w:pPr>
       <w:r>
-        <w:t>第六种，市场或产品先行，这是绝大多数品牌设计部每天在做的事，也是你们将来最可能的工作。第一步不是灵感，是趋势、销售数据、顾客画像——去年哪个品类卖得好，我们的顾客是谁。第二步商品企划：这一季做多少个品类，价格带多少，主色是什么，用什么面料。第三步才是设计，而且是在企划的框架里出款。第四步打样、试穿、算成本。第五步评审会或订货会，卖不出去的款在这里被砍掉。最后投产、上市、复盘。我把这个流程放在这里，是想告诉大家：它和前五种没有高低之分，只是入口不同。而且请注意，我们期末考核里"市场性和准确的定位"占二十分，就是在考这个入口。之禾这样的国内品牌，是很好的研究对象。</w:t>
+        <w:t>第六种，市场或产品先行，这是绝大多数品牌设计部每天在做的事，也是你们将来最可能的工作。第一步不是灵感，是趋势、销售数据、顾客画像——去年哪个品类卖得好，我们的顾客是谁。第二步商品企划：这一季做多少个品类，价格带多少，主色是什么，用什么面料。大家看屏幕上这张表——横着是品类，竖着是价格带，格子里的数字是这一季计划出的款数。标红的那一行是主力价带，占了一半以上。设计就发生在这些格子里：哪个格子几款是企划先定的，空格不能自己填。第三步才是设计，而且是在企划的框架里出款。第四步打样、试穿、算成本。第五步评审会或订货会，卖不出去的款在这里被砍掉。最后投产、上市、复盘。我把这个流程放在这里，是想告诉大家：它和前五种没有高低之分，只是入口不同。而且请注意，我们期末考核里"市场性和准确的定位"占二十分，就是在考这个入口。之禾这样的国内品牌，是很好的研究对象。</w:t>
       </w:r>
     </w:p>
     <w:p>

--- a/docs/jiangao/《女装设计》第02周_中国大陆课堂完整讲稿_中文.docx
+++ b/docs/jiangao/《女装设计》第02周_中国大陆课堂完整讲稿_中文.docx
@@ -1895,7 +1895,7 @@
         <w:pStyle w:val="164"/>
       </w:pPr>
       <w:r>
-        <w:t>把七种放在一起看。入口完全不同：调研、面料、人台、旧衣、故事、市场、手艺。但请看中间这个环——不管你从哪个入口进来，中间都要经过四步：研究、实验、筛选、完成。研究是弄清楚；实验是做试样，动手；筛选是删掉，把五十张草图删到五张；完成是把它做出来。很多同学的问题不是没有入口，而是缺了"实验"和"筛选"这两步——直接从草图跳到效果图，中间没有试样，也没有删减。那不是设计，那是画画。今天回去，请大家想清楚自己最顺手的入口是哪一个；作业里要写。</w:t>
+        <w:t>把七种放在一起看。入口完全不同：调研、面料、人台、旧衣、故事、市场、手艺。但请看中间这个环——不管你从哪个入口进来，中间都要经过四步：研究、实验、筛选、完成。研究是弄清楚；实验是做试样，动手；筛选是删掉，把五十张草图删到五张；完成是把它做出来。屏幕上这张表，一行是一条路，一列是一个站，格子里的数字是这条路的第几步。打红圈的那个1就是入口——你看，它在每一行落在不同的列上，这就是"入口不同"。再看②面料先行、③立裁、⑦文化手艺这三行，数字会往回走：面料先行是先动手做，再回头弄懂布的脾气；立裁干脆从人台开始；手艺这条路是先想清楚它在今天生活里的位置，再动手做。所以顺序并不相同。相同的是——七行里没有一个空格，四个站一个都没被跳过。很多同学的问题不是没有入口，而是缺了"实验"和"筛选"这两步——直接从草图跳到效果图，中间没有试样，也没有删减。那不是设计，那是画画。今天回去，请大家想清楚自己最顺手的入口是哪一个；作业里要写。</w:t>
       </w:r>
     </w:p>
     <w:p>

--- a/docs/jiangao/《女装设计》第02周_中国大陆课堂完整讲稿_中文.docx
+++ b/docs/jiangao/《女装设计》第02周_中国大陆课堂完整讲稿_中文.docx
@@ -629,7 +629,7 @@
         <w:pStyle w:val="164"/>
       </w:pPr>
       <w:r>
-        <w:t>本页没有收《After Words》（2000 秋冬）里「椅套变成裙子、木桌变成圆桌裙」的现场图像 —— 该图未获授权，桌子裙那一段请老师口述。本页改用 Airmail Dress（1993 年构思、1999 年用 Tyvek 制作，Wikimedia Commons）与 2007 春夏两张。注意：Chalayan 1993 年的毕业系列是《The Tangent Flows》（把衣服埋进土里），不是 Airmail Dress —— 埋衣服那一段留到第 11 页马可《土地》再讲。</w:t>
+        <w:t>本页两段最有名的画面都没有图：2000 秋冬《After Words》的「椅套变成裙子、木桌变成圆桌裙」，以及 2007 春夏「裙子里装机械、在台上自动改变廓形」。手上的图像都是同场的其他造型，拍不到那两段 —— 请口述或放视频。本页用 Airmail Dress（1993 年构思、1999 年用 Tyvek 制作，Wikimedia Commons）两张，加 2007 春夏一张（印花料在头上折成一个立起来的构造，衣服本身是平常的连衣裙）。注意：Chalayan 1993 年的毕业系列是《The Tangent Flows》（把衣服埋进土里），不是 Airmail Dress —— 埋衣服那一段留到第 11 页马可《土地》再讲。</w:t>
       </w:r>
     </w:p>
     <w:p>
@@ -817,7 +817,7 @@
         <w:pStyle w:val="164"/>
       </w:pPr>
       <w:r>
-        <w:t>Susan Fang（方妍楠） — CSM 本科毕业；2017 年创立</w:t>
+        <w:t>Xu Zhi 陈序之 — CSM 本科毕业（女装设计）；2014 年创立　· 把纱线一根根编织、缠绕成面料，线的走向决定廓形的方向　· 做的是一种织法，不是一个纹样 —— 中国身份不在图案上　Susan Fang（方妍楠） — CSM 本科毕业；2017 年创立</w:t>
       </w:r>
     </w:p>
     <w:p>
@@ -847,7 +847,7 @@
         <w:pStyle w:val="164"/>
       </w:pPr>
       <w:r>
-        <w:t>第六个成见，也是我最想跟大家谈的：中国元素等于旗袍、龙凤、红色、盘扣。每年都有同学做"中国风"系列，做出来像景区纪念品。看三位中国设计师是怎么做的。马可，先是"例外"的创始人之一，二〇〇六年创立"无用"，二〇〇七年在巴黎时装周发布《无用之土地》——她把衣服埋进土里，让泥土和时间在衣服上留下痕迹，所有东西都是手织、手染、手缝。她关心的不是"中国符号"，而是中国的土地和劳作。Uma Wang，东华大学毕业后去 CSM 进修，二〇〇九年创立品牌。她的入口是面料：先把布做旧、洗水、混纺，让布先有"年龄"，然后做松弛的、包裹式的廓形，中式的平面感藏在西式的版型里。Susan Fang，中央圣马丁本科毕业，二〇一七年创立品牌，自己发明了一种"空气编织"技术，把纱线织成半透明的立体网。她的东西几乎没有一个具象的中国符号，但你会觉得那种轻和淡是东方的。三条路：一条从土地和手艺，一条从面料和结构，一条从技术和自然。这也是我们大纲里"课程思政"要求的——中式女装美学，不是贴符号，而是理解它背后的原理：平面、留白、材料的真实、时间的痕迹。</w:t>
+        <w:t>第六个成见，也是我最想跟大家谈的：中国元素等于旗袍、龙凤、红色、盘扣。每年都有同学做"中国风"系列，做出来像景区纪念品。看三位中国设计师是怎么做的。马可，先是"例外"的创始人之一，二〇〇六年创立"无用"，二〇〇七年在巴黎时装周发布《无用之土地》——她把衣服埋进土里，让泥土和时间在衣服上留下痕迹，所有东西都是手织、手染、手缝。她关心的不是"中国符号"，而是中国的土地和劳作。Uma Wang，东华大学毕业后去 CSM 进修，二〇〇九年创立品牌。她的入口是面料：先把布做旧、洗水、混纺，让布先有"年龄"，然后做松弛的、包裹式的廓形，中式的平面感藏在西式的版型里。Susan Fang，中央圣马丁本科毕业，二〇一七年创立品牌，自己发明了一种"空气编织"技术，把纱线织成半透明的立体网。她的东西几乎没有一个具象的中国符号，但你会觉得那种轻和淡是东方的。第四位，陈序之，中央圣马丁女装设计本科毕业，二〇一四年创立自己的品牌。他的入口是"织"：把纱线一根根编起来、缠起来，直接织成面料，线往哪个方向走，衣服的方向就往哪里走。请注意他做的是一种织法，不是一个纹样——这跟"贴一个龙凤上去"是完全相反的两件事。四条路：一条从土地和手艺，一条从面料和结构，一条从技术和自然，一条从织法。这也是我们大纲里"课程思政"要求的——中式女装美学，不是贴符号，而是理解它背后的原理：平面、留白、材料的真实、时间的痕迹。</w:t>
       </w:r>
     </w:p>
     <w:p>
@@ -883,7 +883,7 @@
         <w:pStyle w:val="164"/>
       </w:pPr>
       <w:r>
-        <w:t>本页图像是 V&amp;A 所藏马可 2019 年作品（《行脚》《漢唐》，手工编织的鞋），不是《土地》本篇 —— 《土地》2007 年巴黎发布的原始图像未获授权。判断的逻辑（原理不是符号）不变，但说的时候不要指着图说「这就是《土地》」。</w:t>
+        <w:t>本页第一格是 V&amp;A 所藏马可 2019 年《行脚》（手工编织的鞋，只放一张），不是《土地》本篇 —— 《土地》2007 年巴黎发布的原始图像未获授权。判断的逻辑（原理不是符号）不变，但说的时候不要指着图说「这就是《土地》」。</w:t>
       </w:r>
     </w:p>
     <w:p>
@@ -1051,7 +1051,7 @@
         <w:pStyle w:val="164"/>
       </w:pPr>
       <w:r>
-        <w:t>马可 / Uma Wang / Susan Fang</w:t>
+        <w:t>马可 / Uma Wang / Susan Fang / 陈序之</w:t>
       </w:r>
     </w:p>
     <w:p>
@@ -1073,7 +1073,7 @@
         <w:pStyle w:val="164"/>
       </w:pPr>
       <w:r>
-        <w:t>我们把六组案例收一下。请看第三列，这一列很重要：每一个"打破成见"的案例，其实都对应大纲里的某一层造型语言。川久保玲打开的是立体，Margiela 打开的是细节，三宅一生打开的是平面与立体的转换，Chalayan 是结构，山本和 Rocha 是细节的尺度，中国三位是平面和材料的原理。也就是说，"打破成见"不是靠胆子大，而是靠在某一层造型语言里做出跟默认设置不一样的选择。接下来我们就把这三层讲清楚。</w:t>
+        <w:t>我们把六组案例收一下。请看第三列，这一列很重要：每一个"打破成见"的案例，其实都对应大纲里的某一层造型语言。川久保玲打开的是立体，Margiela 打开的是细节，三宅一生打开的是平面与立体的转换，Chalayan 是结构，山本和 Rocha 是细节的尺度，中国四位是平面、材料与织法的原理。也就是说，"打破成见"不是靠胆子大，而是靠在某一层造型语言里做出跟默认设置不一样的选择。接下来我们就把这三层讲清楚。</w:t>
       </w:r>
     </w:p>
     <w:p>
@@ -1087,7 +1087,7 @@
         <w:pStyle w:val="164"/>
       </w:pPr>
       <w:r>
-        <w:t>原讲稿的 PPT 12（CSM 一年级 White Show）本次没有做成页面：该秀已更名为 Reset Show，按旧名检索学生找不到，而且没有可用授权图像。需要提到时口述即可。</w:t>
+        <w:t>原讲稿的 PPT 12（CSM 一年级 White Show）本次没有做成页面：该展示近年以不同主题名称举办，按旧名检索学生未必找得到，而且没有可用授权图像。需要提到时口述即可。</w:t>
       </w:r>
     </w:p>
     <w:p>

--- a/docs/jiangao/《女装设计》第02周_中国大陆课堂完整讲稿_中文.docx
+++ b/docs/jiangao/《女装设计》第02周_中国大陆课堂完整讲稿_中文.docx
@@ -1451,7 +1451,7 @@
         <w:pStyle w:val="164"/>
       </w:pPr>
       <w:r>
-        <w:t>第三部分，七种设计流程。我先说结论：世界上没有唯一正确的设计流程。教科书上"灵感—草图—效果图—打版—成衣"只是其中一条，而且它经常让人卡在第一步——"我没有灵感"。其实所有流程的差别只在"入口"：你从哪里进入设计。有人从调研进，有人从面料进，有人从人台进，有人从旧衣服进，有人从故事进，有人从市场进，有人从手艺进。下面七种，每种我给一个流程图和一两个代表设计师，请大家边看边想：我自己最顺手的入口是哪一个？</w:t>
+        <w:t>第三部分，七种设计流程。我先说结论：世界上没有唯一正确的设计流程。教科书上"灵感—草图—效果图—打版—成衣"只是其中一条，而且它经常让人卡在第一步——"我没有灵感"。其实所有流程的差别只在"入口"：你从哪里进入设计。有人从调研进，有人从面料进，有人从人台进，有人从旧衣服进，有人从故事进，有人从市场进，有人从手艺进。下面七种，每种我给一个流程图和一两个代表设计师，请大家边看边想：我自己最顺手的入口是哪一个？还有一句要先说：这七页里，每一页的后面都跟着一页附录，题目是——这一步要拿出什么东西来。课上不放，课后你们自己往后翻一页；选了哪条路，就照那一页一格一格对照自己的作业，每一格问的都是同一件事：到这一步，你手上应该出现什么。</w:t>
       </w:r>
     </w:p>
     <w:p>

--- a/docs/jiangao/《女装设计》第02周_中国大陆课堂完整讲稿_中文.docx
+++ b/docs/jiangao/《女装设计》第02周_中国大陆课堂完整讲稿_中文.docx
@@ -629,7 +629,7 @@
         <w:pStyle w:val="164"/>
       </w:pPr>
       <w:r>
-        <w:t>本页两段最有名的画面都没有图：2000 秋冬《After Words》的「椅套变成裙子、木桌变成圆桌裙」，以及 2007 春夏「裙子里装机械、在台上自动改变廓形」。手上的图像都是同场的其他造型，拍不到那两段 —— 请口述或放视频。本页用 Airmail Dress（1993 年构思、1999 年用 Tyvek 制作，Wikimedia Commons）两张，加 2007 春夏一张（印花料在头上折成一个立起来的构造，衣服本身是平常的连衣裙）。注意：Chalayan 1993 年的毕业系列是《The Tangent Flows》（把衣服埋进土里），不是 Airmail Dress —— 埋衣服那一段留到第 11 页马可《土地》再讲。</w:t>
+        <w:t>本页两段最有名的画面都没有图：2000 秋冬《After Words》的「椅套变成裙子、木桌变成圆桌裙」，以及 2007 春夏「裙子里装机械、在台上自动改变廓形」。《After Words》的彩排现场图这次收进了附录⑤（第 23 页后面那一页），能看到人坐在椅套上的场面；但两段的「变形瞬间」本身仍然没有图 —— 请口述或放视频。本页用 Airmail Dress（Tyvek 制作，Wikimedia Commons）两张 —— 它的年代有两说：CSM 记作 1993，大都会与 NGV 记作 1999 的限量版，课上说「九十年代」即可，加 2007 春夏一张（印花料在头上折成一个立起来的构造，衣服本身是平常的连衣裙）。注意：Chalayan 1993 年的毕业系列是《The Tangent Flows》（把衣服埋进土里），不是 Airmail Dress —— 埋衣服那一段留到第 11 页马可《土地》再讲。</w:t>
       </w:r>
     </w:p>
     <w:p>

--- a/docs/jiangao/《女装设计》第02周_中国大陆课堂完整讲稿_中文.docx
+++ b/docs/jiangao/《女装设计》第02周_中国大陆课堂完整讲稿_中文.docx
@@ -1161,7 +1161,7 @@
         <w:pStyle w:val="164"/>
       </w:pPr>
       <w:r>
-        <w:t>第一层，平面造型。大纲要求"掌握平面造型方法"，我想先把观念摆正：平面造型不等于"平面制版"这一门技术课，它的本质是——一块布通过分割、折叠、组合，怎么变成一件衣服。先看中国。我们的传统服装，从汉代的深衣到清代的袍，绝大多数是"十字型平面结构"：前后中线一条、肩袖一条，摊平是一个十字，几乎不打省道，衣服和身体之间留着空间。这套语法跟西方"贴体"的语法是完全不同的两套系统，不分高低。再看日本，三宅一生的折叠——平面不等于"平"，而是"可以展开"，压平是几何图形，撑开是衣服。最后看当代中国，Xu Zhi 陈序之，CSM 女装本科毕业，二〇一五年创立品牌，他的方法是先把纱线编成带流苏的织物，然后让面料的走向来决定裁片怎么分——面料先于版型。现在请大家把刚才画的那条裙子在脑子里摊平：它是几片布？两片？四片？它能不能是一片？如果只能是一片，你会怎么折？</w:t>
+        <w:t>第一层，平面造型。大纲要求"掌握平面造型方法"，我想先把观念摆正：平面造型不等于"平面制版"这一门技术课，它的本质是——一块布通过分割、折叠、组合，怎么变成一件衣服。先看中国。我们的传统服装，从汉代的深衣到清代的袍，绝大多数是"十字型平面结构"：前后中线一条、肩袖一条，摊平是一个十字，几乎不打省道，衣服和身体之间留着空间。这套语法跟西方"贴体"的语法是完全不同的两套系统，不分高低。再看日本，三宅一生的折叠——平面不等于"平"，而是"可以展开"，压平是几何图形，撑开是衣服。最后看当代中国，Xu Zhi 陈序之，CSM 女装本科毕业，二〇一四年创立品牌，他的方法是先把纱线编成带流苏的织物，然后让面料的走向来决定裁片怎么分——面料先于版型。现在请大家把刚才画的那条裙子在脑子里摊平：它是几片布？两片？四片？它能不能是一片？如果只能是一片，你会怎么折？</w:t>
       </w:r>
     </w:p>
     <w:p>
@@ -1421,7 +1421,7 @@
         <w:pStyle w:val="164"/>
       </w:pPr>
       <w:r>
-        <w:t>讲完三层，我要泼一点冷水。今天看了很多"惊人"的案例，但大纲的难点写得很清楚：造型要与女性需求精准对接。打破成见不等于为怪而怪。所以每一个造型决定都要回到一个问题：她需要什么？需求至少有三类。功能需求：能不能动、暖不暖、有没有口袋、通勤能不能换装——Chalayan 的可变裙、A-POC 让穿的人自己裁，都是在回答功能。情绪需求：安全感、想被看见或者不想被看见、放松、力量——山本耀司的遮蔽、Rocha 的甜与重，回答的是情绪。身份需求：职业、文化归属、代际、性别表达——马可的土地、Uma Wang 的东方平面感，回答的是"我是谁"。你们做设计的时候，同一个造型手法，先问它在为哪一种需求服务。能回答这个问题的"打破"，才是设计；回答不了的，就只是奇怪。</w:t>
+        <w:t>讲完三层，我要泼一点冷水。今天看了很多"惊人"的案例，但大纲的难点写得很清楚：造型要与女性需求精准对接。打破成见不等于为怪而怪。所以每一个造型决定都要回到一个问题：她需要什么？需求至少有三类。功能需求：能不能动、暖不暖、有没有口袋、通勤能不能换装——Chalayan 的衣服能折起来寄走、Pleats Please 随身体伸缩，还有只讲不放图的 A-POC 让穿的人自己裁，都是在回答功能。情绪需求：安全感、想被看见或者不想被看见、放松、力量——山本耀司的遮蔽、Rocha 的甜与重，回答的是情绪。身份需求：职业、文化归属、代际、性别表达——马可的土地、Uma Wang 的东方平面感，回答的是"我是谁"。你们做设计的时候，同一个造型手法，先问它在为哪一种需求服务。能回答这个问题的"打破"，才是设计；回答不了的，就只是奇怪。</w:t>
       </w:r>
     </w:p>
     <w:p>
@@ -1497,7 +1497,7 @@
         <w:pStyle w:val="164"/>
       </w:pPr>
       <w:r>
-        <w:t>第一种，调研驱动型，这是 CSM 和大多数英国院校的教学模型。第一步不是画草图，是定一个主题然后做调研本：二维的图像、文字，加上三维的材料实验——布怎么烧、怎么折、怎么染，全部贴进本子。第二步才是草图，而且是大量草图，先求多再求好，一个方向画五十张。第三步做坯布试样，在人台上用白坯布试，改，再试。第四步评图，导师和同学一起看，看的不只是结果，是你的调研本和试样的过程。最后编辑、删减，定稿。这个流程的好处是不依赖"灵感"——你不需要等灵感来，你只需要开始调研。缺点是慢，而且需要很强的自我筛选能力。</w:t>
+        <w:t>第一种，调研驱动型，这是 CSM 和大多数英国院校的教学模型。第一步不是画草图，是定一个主题、一个命题。第二步做调研本：二维的图像、文字，加上三维的材料实验——布怎么烧、怎么折、怎么染，全部贴进本子。第三步才是草图，而且是大量草图，先求多再求好，一个方向画五十张。第四步做坯布试样，在人台上用白坯布试，改，再试。第五步评图，导师和同学一起看，看的不只是结果，是你的调研本和试样的过程，然后编辑、删减。第六步定稿。请对着屏幕上的编号讲，一到六，学生的附录也是按这个编号排的。这个流程的好处是不依赖"灵感"——你不需要等灵感来，你只需要开始调研。缺点是慢，而且需要很强的自我筛选能力。</w:t>
       </w:r>
     </w:p>
     <w:p>
@@ -1791,7 +1791,7 @@
         <w:pStyle w:val="164"/>
       </w:pPr>
       <w:r>
-        <w:t>第六种，市场或产品先行，这是绝大多数品牌设计部每天在做的事，也是你们将来最可能的工作。第一步不是灵感，是趋势、销售数据、顾客画像——去年哪个品类卖得好，我们的顾客是谁。第二步商品企划：这一季做多少个品类，价格带多少，主色是什么，用什么面料。大家看屏幕上这张表——横着是品类，竖着是价格带，格子里的数字是这一季计划出的款数。标红的那一行是主力价带，占了一半以上。设计就发生在这些格子里：哪个格子几款是企划先定的，空格不能自己填。第三步才是设计，而且是在企划的框架里出款。第四步打样、试穿、算成本。第五步评审会或订货会，卖不出去的款在这里被砍掉。最后投产、上市、复盘。我把这个流程放在这里，是想告诉大家：它和前五种没有高低之分，只是入口不同。而且请注意，我们期末考核里"市场性和准确的定位"占二十分，就是在考这个入口。之禾这样的国内品牌，是很好的研究对象。</w:t>
+        <w:t>第六种，市场或产品先行，这是绝大多数品牌设计部每天在做的事，也是你们将来最可能的工作。第一步不是灵感，是趋势、销售数据、顾客画像——去年哪个品类卖得好，我们的顾客是谁。第二步商品企划：这一季做多少个品类，价格带多少，主色是什么，用什么面料。大家看屏幕上这张表——横着是品类，竖着是价格带，格子里的数字是这一季计划出的款数。标红的那一行是主力价带，十五款，正好是全部三十款的一半。设计就发生在这些格子里：哪个格子几款是企划先定的，空格不能自己填。第三步才是设计，而且是在企划的框架里出款。第四步打样、试穿、算成本。第五步评审会或订货会，卖不出去的款在这里被砍掉。最后投产、上市、复盘。我把这个流程放在这里，是想告诉大家：它和前五种没有高低之分，只是入口不同。而且请注意，我们期末考核里"市场性和准确的定位"占二十分，就是在考这个入口。之禾这样的国内品牌，是很好的研究对象。</w:t>
       </w:r>
     </w:p>
     <w:p>
@@ -1895,7 +1895,7 @@
         <w:pStyle w:val="164"/>
       </w:pPr>
       <w:r>
-        <w:t>把七种放在一起看。入口完全不同：调研、面料、人台、旧衣、故事、市场、手艺。但请看中间这个环——不管你从哪个入口进来，中间都要经过四步：研究、实验、筛选、完成。研究是弄清楚；实验是做试样，动手；筛选是删掉，把五十张草图删到五张；完成是把它做出来。屏幕上这张表，一行是一条路，一列是一个站，格子里的数字是这条路的第几步。打红圈的那个1就是入口——你看，它在每一行落在不同的列上，这就是"入口不同"。再看②面料先行、③立裁、⑦文化手艺这三行，数字会往回走：面料先行是先动手做，再回头弄懂布的脾气；立裁干脆从人台开始；手艺这条路是先想清楚它在今天生活里的位置，再动手做。所以顺序并不相同。相同的是——七行里没有一个空格，四个站一个都没被跳过。很多同学的问题不是没有入口，而是缺了"实验"和"筛选"这两步——直接从草图跳到效果图，中间没有试样，也没有删减。那不是设计，那是画画。今天回去，请大家想清楚自己最顺手的入口是哪一个；作业里要写。</w:t>
+        <w:t>把七种放在一起看。入口完全不同：调研、面料、人台、旧衣、故事、市场、手艺。但请看中间这个环——不管你从哪个入口进来，中间都要经过四步：研究、实验、筛选、完成。研究是弄清楚；实验是做试样，动手；筛选是删掉，把五十张草图删到五张；完成是把它做出来。屏幕上这张表，一行是一条路，一列是一个站，格子里的数字是这条路的第几步。打红圈的那个1就是入口——你看，它在每一行落在不同的列上，这就是"入口不同"。再看②面料先行、③立裁、⑤叙事概念、⑦文化手艺这四行，数字会往回走：面料先行是先动手做，再回头弄懂布的脾气；立裁干脆从人台开始；手艺这条路是先想清楚它在今天生活里的位置，再动手做；叙事这条路写完设计陈述之后还要回去做试样。所以顺序并不相同。相同的是——七行里没有一个空格，四个站一个都没被跳过。很多同学的问题不是没有入口，而是缺了"实验"和"筛选"这两步——直接从草图跳到效果图，中间没有试样，也没有删减。那不是设计，那是画画。今天回去，请大家想清楚自己最顺手的入口是哪一个；作业里要写。</w:t>
       </w:r>
     </w:p>
     <w:p>
@@ -2079,7 +2079,7 @@
         <w:pStyle w:val="165"/>
       </w:pPr>
       <w:r>
-        <w:t>· 重点：掌握平面、立体造型方法 ── 以案例讲三层造型语言，并各配一个课堂提问（第二部分（PPT 14–17））</w:t>
+        <w:t>· 重点：掌握平面、立体造型方法 ── 以案例讲三层造型语言，并各配一个课堂提问（PPT 13、14、15）</w:t>
       </w:r>
     </w:p>
     <w:p>
@@ -2087,7 +2087,7 @@
         <w:pStyle w:val="165"/>
       </w:pPr>
       <w:r>
-        <w:t>· 重点：理解细节的情感传递 ── Simone Rocha / Margiela / 盘扣再设计：尺度、数量、位置（PPT 17）</w:t>
+        <w:t>· 重点：理解细节的情感传递 ── Simone Rocha / Margiela / 盘扣再设计：尺度、数量、位置（PPT 16）</w:t>
       </w:r>
     </w:p>
     <w:p>
@@ -2095,7 +2095,7 @@
         <w:pStyle w:val="165"/>
       </w:pPr>
       <w:r>
-        <w:t>· 难点：立体造型实践 ── 立裁/身体先行流程；建议第三周起在人台上试样（PPT 16、22）</w:t>
+        <w:t>· 难点：立体造型实践 ── 立裁/身体先行流程；建议第三周起在人台上试样（PPT 15、21）</w:t>
       </w:r>
     </w:p>
     <w:p>
@@ -2103,7 +2103,7 @@
         <w:pStyle w:val="165"/>
       </w:pPr>
       <w:r>
-        <w:t>· 难点：造型与女性需求的精准对接 ── 功能 / 情绪 / 身份三类需求表；"打破成见 ≠ 为怪而怪"（PPT 18）</w:t>
+        <w:t>· 难点：造型与女性需求的精准对接 ── 功能 / 情绪 / 身份三类需求表；"打破成见 ≠ 为怪而怪"（PPT 17）</w:t>
       </w:r>
     </w:p>
     <w:p>
@@ -2111,7 +2111,7 @@
         <w:pStyle w:val="165"/>
       </w:pPr>
       <w:r>
-        <w:t>· 课程思政：中式女装美学原理 ── 马可 / Uma Wang / Susan Fang；十字型平面结构；原理而非符号（PPT 11、15、26）</w:t>
+        <w:t>· 课程思政：中式女装美学原理 ── 马可 / Uma Wang / Susan Fang / 陈序之；十字型平面结构；原理而非符号（PPT 11、14、25）</w:t>
       </w:r>
     </w:p>
     <w:p>
@@ -2119,7 +2119,7 @@
         <w:pStyle w:val="165"/>
       </w:pPr>
       <w:r>
-        <w:t>· 期末考核：市场性与准确定位（20 分） ── 流程⑥ 市场 / 产品先行型（PPT 25）</w:t>
+        <w:t>· 期末考核：市场性与准确定位（20 分） ── 流程⑥ 市场 / 产品先行型（PPT 24）</w:t>
       </w:r>
     </w:p>
     <w:p>
@@ -2179,7 +2179,7 @@
         <w:pStyle w:val="164"/>
       </w:pPr>
       <w:r>
-        <w:t>另外，CSM White Show 那一页已删去 —— 该秀现名 Reset Show，且没有可用图像。</w:t>
+        <w:t>另外，CSM White Show 那一页已删去 —— 该展示近年以不同主题名称举办，按旧名检索学生未必找得到，且没有可用图像。</w:t>
       </w:r>
     </w:p>
     <w:p>

--- a/docs/jiangao/《女装设计》第02周_中国大陆课堂完整讲稿_中文.docx
+++ b/docs/jiangao/《女装设计》第02周_中国大陆课堂完整讲稿_中文.docx
@@ -62,6 +62,14 @@
     </w:p>
     <w:p>
       <w:pPr>
+        <w:pStyle w:val="164"/>
+      </w:pPr>
+      <w:r>
+        <w:t>配速（45＋45 分钟）　第1课时：热身 3 页 10 分｜六个成见 6 页 ＋ 小结 25 分（每页 3–4 分：成见一句、案例两三句、提问一句，就翻页）｜三层框架与平面造型 2 页 10 分。第2课时：立体 · 细节 · 需求 3 页 15 分｜七种流程 9 页 20 分（导入与总览各 2 分，七页各 2 分左右）｜反向设计与作业 10 分。要守住这个配速只有一条：每页的卡片是给学生看的，不是拿来念的 —— 讲稿里点到的那一两张说完就翻页，其余留给学生课后看。附录十页课上完全不放（课堂模式里本来就是隐藏的），学生自己往后翻。</w:t>
+      </w:r>
+    </w:p>
+    <w:p>
+      <w:pPr>
         <w:pStyle w:val="166"/>
       </w:pPr>
       <w:r>
@@ -629,7 +637,7 @@
         <w:pStyle w:val="164"/>
       </w:pPr>
       <w:r>
-        <w:t>本页两段最有名的画面都没有图：2000 秋冬《After Words》的「椅套变成裙子、木桌变成圆桌裙」，以及 2007 春夏「裙子里装机械、在台上自动改变廓形」。《After Words》的彩排现场图这次收进了附录⑤（第 23 页后面那一页），能看到人坐在椅套上的场面；但两段的「变形瞬间」本身仍然没有图 —— 请口述或放视频。本页用 Airmail Dress（Tyvek 制作，Wikimedia Commons）两张 —— 它的年代有两说：CSM 记作 1993，大都会与 NGV 记作 1999 的限量版，课上说「九十年代」即可，加 2007 春夏一张（印花料在头上折成一个立起来的构造，衣服本身是平常的连衣裙）。注意：Chalayan 1993 年的毕业系列是《The Tangent Flows》（把衣服埋进土里），不是 Airmail Dress —— 埋衣服那一段留到第 11 页马可《土地》再讲。</w:t>
+        <w:t>本页两段最有名的画面都没有图：2000 秋冬《After Words》的「椅套变成裙子、木桌变成圆桌裙」，以及 2007 春夏「裙子里装机械、在台上自动改变廓形」。《After Words》的彩排现场图这次收进了附录⑤（第 23 页后面那一页），能看到人坐在椅套上的场面；但两段的「变形瞬间」本身仍然没有图 —— 请口述或放视频。本页用 Airmail Dress（1999，Tyvek，Wikimedia Commons）两张 —— 年代按大都会与 NGV 的藏品记载定为 1999；中央圣马丁自己的藏品页记作 1993（他毕业那年），课上不必展开，要用时见附录 B。加 2007 春夏一张（印花料在头上折成一个立起来的构造，衣服本身是平常的连衣裙）。注意：Chalayan 1993 年的毕业系列是《The Tangent Flows》（把衣服埋进土里），不是 Airmail Dress —— 埋衣服那一段留到第 11 页马可《土地》再讲。</w:t>
       </w:r>
     </w:p>
     <w:p>
@@ -2171,7 +2179,15 @@
         <w:pStyle w:val="165"/>
       </w:pPr>
       <w:r>
-        <w:t>· Margiela 手套背心与露缝份西装未获授权（第07页），改用 MoMu 的 Stockman 与 Artisanal。</w:t>
+        <w:t>· 马可这条线只能是鞋：V&amp;A 全馆所藏马可作品只有《行脚》与《漢唐》两双 2019 年手工编织鞋；大都会与 Wikimedia Commons 都没有马可、Uma Wang、Xu Zhi、Susan Fang 的可用授权图像（2026 年 9 月复核，不必再找）。所以中国这一页只能用秀场图加这两双鞋 —— 讲的时候把重点放在「做法看得见」，不要指着鞋说这就是《土地》。</w:t>
+      </w:r>
+    </w:p>
+    <w:p>
+      <w:pPr>
+        <w:pStyle w:val="165"/>
+      </w:pPr>
+      <w:r>
+        <w:t>· Margiela 手套背心与露缝份西装未获授权（第07页），改用 MoMu 的 Stockman 与 Artisanal。　· 第09页原来压在页脚的两条说明（Airmail 的年代、两段「没有图」的画面）已经移到本页 —— 正文那一行现在只留课堂提问。</w:t>
       </w:r>
     </w:p>
     <w:p>

--- a/docs/jiangao/《女装设计》第02周_中国大陆课堂完整讲稿_中文.docx
+++ b/docs/jiangao/《女装设计》第02周_中国大陆课堂完整讲稿_中文.docx
@@ -1505,7 +1505,7 @@
         <w:pStyle w:val="164"/>
       </w:pPr>
       <w:r>
-        <w:t>第一种，调研驱动型，这是 CSM 和大多数英国院校的教学模型。第一步不是画草图，是定一个主题、一个命题。第二步做调研本：二维的图像、文字，加上三维的材料实验——布怎么烧、怎么折、怎么染，全部贴进本子。第三步才是草图，而且是大量草图，先求多再求好，一个方向画五十张。第四步做坯布试样，在人台上用白坯布试，改，再试。第五步评图，导师和同学一起看，看的不只是结果，是你的调研本和试样的过程，然后编辑、删减。第六步定稿。请对着屏幕上的编号讲，一到六，学生的附录也是按这个编号排的。这个流程的好处是不依赖"灵感"——你不需要等灵感来，你只需要开始调研。缺点是慢，而且需要很强的自我筛选能力。</w:t>
+        <w:t>第一种，调研驱动型，这是 CSM 和大多数英国院校的教学模型。第一步不是画草图，是定一个主题、一个命题。第二步做调研本：二维的图像、文字，加上三维的材料实验——布怎么烧、怎么折、怎么染，全部贴进本子。第三步才是草图，而且是大量草图，先求多再求好，一个方向画五十张。第四步做坯布试样，在人台上用白坯布试，改，再试。第五步评图，导师和同学一起看，看的不只是结果，是你的调研本和试样的过程，然后编辑、删减。第六步定稿。请对着屏幕上的编号讲，一到六，学生的附录也是按这个编号排的。这个流程的好处是不依赖"灵感"——你不需要等灵感来，你只需要开始调研。缺点是慢，而且需要很强的自我筛选能力。屏幕上是陈序之 2026 春夏在上海发布的六套，请学生横着看一遍：细褶、层叠的荷叶边、半透明的薄料，同一件事换了六种说法 —— 这才叫一个系列，它是从一本调研本里长出来的，不是六个各不相干的想法。</w:t>
       </w:r>
     </w:p>
     <w:p>
@@ -1573,7 +1573,7 @@
         <w:pStyle w:val="164"/>
       </w:pPr>
       <w:r>
-        <w:t>第二种，面料先行型。三宅一生、Xu Zhi、Susan Fang、Uma Wang 都是这一路。第一步是材料实验：织、编、压褶、洗水、烧、涂层，什么都试。第二步，在实验中发现一种"面料行为"——比如这块布压褶后会自己弹回来，这块编织物一挂起来就自然扭转。第三步，让这个行为决定造型：会弹的布就做可以伸缩的廓形，会扭的布就顺着扭。第四步才是款式和系列。最后是工艺定型和量产测试——这一步很多学生跳过，但它决定了你的面料实验能不能变成产品。这个流程特别适合动手能力强、画画一般的同学。</w:t>
+        <w:t>第二种，面料先行型。三宅一生、Xu Zhi、Susan Fang、Uma Wang 都是这一路。第一步是材料实验：织、编、压褶、洗水、烧、涂层，什么都试。第二步，在实验中发现一种"面料行为"——比如这块布压褶后会自己弹回来，这块编织物一挂起来就自然扭转。第三步，让这个行为决定造型：会弹的布就做可以伸缩的廓形，会扭的布就顺着扭。第四步才是款式和系列。最后是工艺定型和量产测试——这一步很多学生跳过，但它决定了你的面料实验能不能变成产品。这个流程特别适合动手能力强、画画一般的同学。屏幕上第一格是对照：一块几乎没被裁开的布。后面五格是三宅一生 2010 秋冬的同一季 —— 同一种褶皱的带状织物，绕的方式一换就是另一件衣服。请学生盯着条纹看：条纹跟着管子一起扭转，形是布自己弯出来的。</w:t>
       </w:r>
     </w:p>
     <w:p>
@@ -1633,7 +1633,7 @@
         <w:pStyle w:val="164"/>
       </w:pPr>
       <w:r>
-        <w:t>第三种，立裁或者说身体先行。川久保玲、山本耀司，再往前是 Vionnet 的斜裁。第一步：人台、坯布、别针，不画图。第二步：用手在身体上找体积和线条——布往哪里推，褶往哪里倒。第三步很关键：每一个阶段都拍照，因为立裁的中间状态经常比最终状态好。第四步：从好几个坯布方案里选定一个，再反推纸样——注意，"选"这个动作本身就是设计。屏幕左边那张照片就是第一、二步的样子：人台、坯布、别针，还没有任何纸样。第五步才画款式图和系列图——注意，这里草图是"记录"，不是"起点"。最后调整面料和工艺。这个流程最适合大纲说的"立体造型实践"这个难点，我建议大家第三周开始至少用一次。</w:t>
+        <w:t>第三种，立裁或者说身体先行。川久保玲、山本耀司，再往前是 Vionnet 的斜裁。第一步：人台、坯布、别针，不画图。第二步：用手在身体上找体积和线条——布往哪里推，褶往哪里倒。第三步很关键：每一个阶段都拍照，因为立裁的中间状态经常比最终状态好。第四步：从好几个坯布方案里选定一个，再反推纸样——注意，"选"这个动作本身就是设计。屏幕左边那张照片就是第一、二步的样子：人台、坯布、别针，还没有任何纸样。第五步才画款式图和系列图——注意，这里草图是"记录"，不是"起点"。最后调整面料和工艺。这个流程最适合大纲说的"立体造型实践"这个难点，我建议大家第三周开始至少用一次。屏幕上第一格之后的五格，是川久保玲 2025 秋冬的同一季，用的都是西装料：细条纹、格纹、千鸟格。请学生看条纹和格子怎么跟着体积一起拐弯、错位 —— 这就是「在身体上折出来的」留下的证据，纸样上画不出这种错位。</w:t>
       </w:r>
     </w:p>
     <w:p>
@@ -1693,7 +1693,7 @@
         <w:pStyle w:val="164"/>
       </w:pPr>
       <w:r>
-        <w:t>第四种，解构改造型，Margiela 的路，也是今天可持续再造品牌的路。第一步收集现成的服装或者旧物：旧西装、旧牛仔、旧手套。第二步拆解——不是乱剪，是先读懂它原来的结构，为什么这里有省、那里有衬。第三步错置、重组、放大、翻转：把袖子当裤腿，把里子当面。第四步在人台上试新的组合。第五步是一个很重要的判断：保留多少"原来的痕迹"——全部抹掉，就变成普通新衣；全部保留，就只是旧衣。最后系列化：建立改造规则，比如"所有单品都由两件旧西装拼成"。请注意，这个流程里你设计的是"规则"，不是单件衣服。</w:t>
+        <w:t>第四种，解构改造型，Margiela 的路，也是今天可持续再造品牌的路。第一步收集现成的服装或者旧物：旧西装、旧牛仔、旧手套。第二步拆解——不是乱剪，是先读懂它原来的结构，为什么这里有省、那里有衬。第三步错置、重组、放大、翻转：把袖子当裤腿，把里子当面。第四步在人台上试新的组合。第五步是一个很重要的判断：保留多少"原来的痕迹"——全部抹掉，就变成普通新衣；全部保留，就只是旧衣。最后系列化：建立改造规则，比如"所有单品都由两件旧西装拼成"。请注意，这个流程里你设计的是"规则"，不是单件衣服。屏幕上第一格是改造痕迹的近照，后面五格是 Margiela 1997 秋冬的同一季。请学生先找那件米色的上衣 —— 它其实是裁缝用的人台布壳，连中缝、扣位和下摆上的厂牌标签都留着；一整季里它反复出现，只换袖子、换裙子、换颜色。这就是「设计的是规则，不是单件」最直接的样子。</w:t>
       </w:r>
     </w:p>
     <w:p>
@@ -1739,7 +1739,7 @@
         <w:pStyle w:val="164"/>
       </w:pPr>
       <w:r>
-        <w:t>第五种，叙事或概念先行。Chalayan 的家族迁徙、Simone Rocha 的爱尔兰与香港，还有你们以后的毕业设计，大多是这一路。第一步是一个故事、一个命题、一段记忆。第二步找到它的"物件"和"象征"——Chalayan 的家变成了桌子和椅子。第三步把物件翻译成造型：是变成结构，还是材料，还是细节？第四步写设计陈述，用一段话说清楚。第五步非常关键，也是我们课外案例集里反复看到的失败：试样的时候要检验——如果不告诉观众故事，这件衣服还能不能被看懂？"故事很好、衣服看不出来"是这个流程最大的坑。最后系列化：系列是故事的不同章节。</w:t>
+        <w:t>第五种，叙事或概念先行。Chalayan 的家族迁徙、Simone Rocha 的爱尔兰与香港，还有你们以后的毕业设计，大多是这一路。第一步是一个故事、一个命题、一段记忆。第二步找到它的"物件"和"象征"——Chalayan 的家变成了桌子和椅子。第三步把物件翻译成造型：是变成结构，还是材料，还是细节？第四步写设计陈述，用一段话说清楚。第五步非常关键，也是我们课外案例集里反复看到的失败：试样的时候要检验——如果不告诉观众故事，这件衣服还能不能被看懂？"故事很好、衣服看不出来"是这个流程最大的坑。最后系列化：系列是故事的不同章节。屏幕上第一格是秀场里那个几乎空掉的房间；后面五套，每一件黑衣服上都有一条滚边画出来的线（有一套是橙色的），一套一套地重画。请学生指出来：故事最后落在哪里？—— 落在下摆、落在门襟的一条线上。</w:t>
       </w:r>
     </w:p>
     <w:p>
@@ -1799,7 +1799,7 @@
         <w:pStyle w:val="164"/>
       </w:pPr>
       <w:r>
-        <w:t>第六种，市场或产品先行，这是绝大多数品牌设计部每天在做的事，也是你们将来最可能的工作。第一步不是灵感，是趋势、销售数据、顾客画像——去年哪个品类卖得好，我们的顾客是谁。第二步商品企划：这一季做多少个品类，价格带多少，主色是什么，用什么面料。大家看屏幕上这张表——横着是品类，竖着是价格带，格子里的数字是这一季计划出的款数。标红的那一行是主力价带，十五款，正好是全部三十款的一半。设计就发生在这些格子里：哪个格子几款是企划先定的，空格不能自己填。第三步才是设计，而且是在企划的框架里出款。第四步打样、试穿、算成本。第五步评审会或订货会，卖不出去的款在这里被砍掉。最后投产、上市、复盘。我把这个流程放在这里，是想告诉大家：它和前五种没有高低之分，只是入口不同。而且请注意，我们期末考核里"市场性和准确的定位"占二十分，就是在考这个入口。之禾这样的国内品牌，是很好的研究对象。</w:t>
+        <w:t>第六种，市场或产品先行，这是绝大多数品牌设计部每天在做的事，也是你们将来最可能的工作。第一步不是灵感，是趋势、销售数据、顾客画像——去年哪个品类卖得好，我们的顾客是谁。第二步商品企划：这一季做多少个品类，价格带多少，主色是什么，用什么面料。大家看屏幕上这张表——横着是品类，竖着是价格带，格子里的数字是这一季计划出的款数。标红的那一行是主力价带，十五款，正好是全部三十款的一半。设计就发生在这些格子里：哪个格子几款是企划先定的，空格不能自己填。第三步才是设计，而且是在企划的框架里出款。第四步打样、试穿、算成本。第五步评审会或订货会，卖不出去的款在这里被砍掉。最后投产、上市、复盘。我把这个流程放在这里，是想告诉大家：它和前五种没有高低之分，只是入口不同。而且请注意，我们期末考核里"市场性和准确的定位"占二十分，就是在考这个入口。之禾这样的国内品牌，是很好的研究对象。还要说明一句：七条路里只有这一条，屏幕上没有整季的秀场图。之禾、优衣库这类品牌不走时装周，我们手上没有可以用于课堂的整季图像；而且这条路的「一季」本来也不是六张照片，就是这张表。</w:t>
       </w:r>
     </w:p>
     <w:p>
@@ -1867,7 +1867,7 @@
         <w:pStyle w:val="164"/>
       </w:pPr>
       <w:r>
-        <w:t>第七种，文化与手工艺再生型，马可的路。第一步是田野调查——真的去到手艺所在的村子、作坊。第二步记录工艺、材料、身体和劳作：这块布是怎么织的，织的人怎么坐。第三步最关键：理解原理，为什么这样织、为什么这样裁——不是理解图案，是理解逻辑。第四步在当代生活里给它找一个位置：这个手艺今天能做什么？第五步和手艺人一起做。最后系列化。最容易失败的地方就是跳过第三步——不理解原理，直接把纹样贴上去，这就是我们前面说的"景区纪念品"。这个流程和大纲的课程思政目标直接相关：中式女装美学，讲的是原理，不是符号。</w:t>
+        <w:t>第七种，文化与手工艺再生型，马可的路。第一步是田野调查——真的去到手艺所在的村子、作坊。第二步记录工艺、材料、身体和劳作：这块布是怎么织的，织的人怎么坐。第三步最关键：理解原理，为什么这样织、为什么这样裁——不是理解图案，是理解逻辑。第四步在当代生活里给它找一个位置：这个手艺今天能做什么？第五步和手艺人一起做。最后系列化。最容易失败的地方就是跳过第三步——不理解原理，直接把纹样贴上去，这就是我们前面说的"景区纪念品"。这个流程和大纲的课程思政目标直接相关：中式女装美学，讲的是原理，不是符号。屏幕上第一格是马可的手工编织鞋，后面五套是 Uma Wang 2026 秋冬的同一季。请学生数一数纹样 —— 这五套里一处都没有。手艺全部落在织物的手感、做旧的颜色和包裹的廓形上，这就是「原理，不是符号」在衣服上的样子。</w:t>
       </w:r>
     </w:p>
     <w:p>
@@ -2179,7 +2179,7 @@
         <w:pStyle w:val="165"/>
       </w:pPr>
       <w:r>
-        <w:t>· 马可这条线只能是鞋：V&amp;A 全馆所藏马可作品只有《行脚》与《漢唐》两双 2019 年手工编织鞋；大都会与 Wikimedia Commons 都没有马可、Uma Wang、Xu Zhi、Susan Fang 的可用授权图像（2026 年 9 月复核，不必再找）。所以中国这一页只能用秀场图加这两双鞋 —— 讲的时候把重点放在「做法看得见」，不要指着鞋说这就是《土地》。</w:t>
+        <w:t>· 马可这条线只能是鞋：V&amp;A 全馆所藏马可作品只有《行脚》与《漢唐》两双 2019 年手工编织鞋；大都会与 Wikimedia Commons 都没有马可、Uma Wang、Xu Zhi、Susan Fang 的可用授权图像（2026 年 9 月复核，不必再找）。所以中国这一页只能用秀场图加这两双鞋 —— 讲的时候把重点放在「做法看得见」，不要指着鞋说这就是《土地》。　· 流程 19~25 页的参考图，2026 年 9 月改成了「同一季五到六套」：陈序之 2026 春夏（上海）、三宅一生 2010 秋冬、川久保玲 2025 秋冬、Margiela 1997 秋冬、Chalayan《After Words》2000 秋冬、Uma Wang 2026 秋冬 —— 均取自 Vogue Runway，署名并注明仅用于课堂工序观察。第 24 页（市场先行）没有系列图，理由见该页讲稿。</w:t>
       </w:r>
     </w:p>
     <w:p>

--- a/docs/jiangao/《女装设计》第02周_中国大陆课堂完整讲稿_中文.docx
+++ b/docs/jiangao/《女装设计》第02周_中国大陆课堂完整讲稿_中文.docx
@@ -1693,7 +1693,7 @@
         <w:pStyle w:val="164"/>
       </w:pPr>
       <w:r>
-        <w:t>第四种，解构改造型，Margiela 的路，也是今天可持续再造品牌的路。第一步收集现成的服装或者旧物：旧西装、旧牛仔、旧手套。第二步拆解——不是乱剪，是先读懂它原来的结构，为什么这里有省、那里有衬。第三步错置、重组、放大、翻转：把袖子当裤腿，把里子当面。第四步在人台上试新的组合。第五步是一个很重要的判断：保留多少"原来的痕迹"——全部抹掉，就变成普通新衣；全部保留，就只是旧衣。最后系列化：建立改造规则，比如"所有单品都由两件旧西装拼成"。请注意，这个流程里你设计的是"规则"，不是单件衣服。屏幕上第一格是改造痕迹的近照，后面五格是 Margiela 1997 秋冬的同一季。请学生先找那件米色的上衣 —— 它其实是裁缝用的人台布壳，连中缝、扣位和下摆上的厂牌标签都留着；一整季里它反复出现，只换袖子、换裙子、换颜色。这就是「设计的是规则，不是单件」最直接的样子。</w:t>
+        <w:t>第四种，解构改造型，Margiela 的路，也是今天可持续再造品牌的路。第一步收集现成的服装或者旧物：旧西装、旧牛仔、旧手套。第二步拆解——不是乱剪，是先读懂它原来的结构，为什么这里有省、那里有衬。第三步错置、重组、放大、翻转：把袖子当裤腿，把里子当面。第四步在人台上试新的组合。第五步是一个很重要的判断：保留多少"原来的痕迹"——全部抹掉，就变成普通新衣；全部保留，就只是旧衣。最后系列化：建立改造规则，比如"所有单品都由两件旧西装拼成"。请注意，这个流程里你设计的是"规则"，不是单件衣服。屏幕上第一格是改造痕迹的近照，后面五格是 Margiela 1997 秋冬的同一季 —— 这件人台布壳「1997 春夏首次出现，秋冬延续」，所以第 07 页写 SS1997、这里写秋冬，两个都对，学生问起就这样答。请学生先找那件米色的上衣 —— 它其实是裁缝用的人台布壳，连中缝、扣位和下摆上的厂牌标签都留着；一整季里它反复出现，只换袖子、换裙子、换颜色。这就是「设计的是规则，不是单件」最直接的样子。</w:t>
       </w:r>
     </w:p>
     <w:p>
@@ -2179,7 +2179,7 @@
         <w:pStyle w:val="165"/>
       </w:pPr>
       <w:r>
-        <w:t>· 马可这条线只能是鞋：V&amp;A 全馆所藏马可作品只有《行脚》与《漢唐》两双 2019 年手工编织鞋；大都会与 Wikimedia Commons 都没有马可、Uma Wang、Xu Zhi、Susan Fang 的可用授权图像（2026 年 9 月复核，不必再找）。所以中国这一页只能用秀场图加这两双鞋 —— 讲的时候把重点放在「做法看得见」，不要指着鞋说这就是《土地》。　· 流程 19~25 页的参考图，2026 年 9 月改成了「同一季五到六套」：陈序之 2026 春夏（上海）、三宅一生 2010 秋冬、川久保玲 2025 秋冬、Margiela 1997 秋冬、Chalayan《After Words》2000 秋冬、Uma Wang 2026 秋冬 —— 均取自 Vogue Runway，署名并注明仅用于课堂工序观察。第 24 页（市场先行）没有系列图，理由见该页讲稿。</w:t>
+        <w:t>· 马可这条线只能是鞋：V&amp;A 目前公开可查的马可藏品即《行脚》与《漢唐》两双 2019 年手工编织鞋（在线目录检索所及范围，非馆藏全量断言）；大都会与 Wikimedia Commons 都没有马可、Uma Wang、Xu Zhi、Susan Fang 的可用授权图像（2026 年 9 月复核，不必再找）。所以中国这一页只能用秀场图加这两双鞋 —— 讲的时候把重点放在「做法看得见」，不要指着鞋说这就是《土地》。　· 流程 19~25 页的参考图，2026 年 9 月改成了「同一季五到六套」：陈序之 2026 春夏（上海）、三宅一生 2010 秋冬、川久保玲 2025 秋冬、Margiela 1997 秋冬、Chalayan《After Words》2000 秋冬、Uma Wang 2026 秋冬 —— 均取自 Vogue Runway，署名并注明仅用于课堂工序观察。第 24 页（市场先行）没有系列图，理由见该页讲稿。</w:t>
       </w:r>
     </w:p>
     <w:p>

--- a/docs/jiangao/《女装设计》第02周_中国大陆课堂完整讲稿_中文.docx
+++ b/docs/jiangao/《女装设计》第02周_中国大陆课堂完整讲稿_中文.docx
@@ -1739,7 +1739,7 @@
         <w:pStyle w:val="164"/>
       </w:pPr>
       <w:r>
-        <w:t>第五种，叙事或概念先行。Chalayan 的家族迁徙、Simone Rocha 的爱尔兰与香港，还有你们以后的毕业设计，大多是这一路。第一步是一个故事、一个命题、一段记忆。第二步找到它的"物件"和"象征"——Chalayan 的家变成了桌子和椅子。第三步把物件翻译成造型：是变成结构，还是材料，还是细节？第四步写设计陈述，用一段话说清楚。第五步非常关键，也是我们课外案例集里反复看到的失败：试样的时候要检验——如果不告诉观众故事，这件衣服还能不能被看懂？"故事很好、衣服看不出来"是这个流程最大的坑。最后系列化：系列是故事的不同章节。屏幕上第一格是秀场里那个几乎空掉的房间；后面五套，每一件黑衣服上都有一条滚边画出来的线（有一套是橙色的），一套一套地重画。请学生指出来：故事最后落在哪里？—— 落在下摆、落在门襟的一条线上。</w:t>
+        <w:t>第五种，叙事或概念先行。Chalayan 的家族迁徙、Simone Rocha 的爱尔兰与香港，还有你们以后的毕业设计，大多是这一路。第一步是一个故事、一个命题、一段记忆。第二步找到它的"物件"和"象征"——Chalayan 的家变成了桌子和椅子。第三步把物件翻译成造型：是变成结构，还是材料，还是细节？第四步写设计陈述，用一段话说清楚。第五步非常关键，也是我们课外案例集里反复看到的失败：试样的时候要检验——如果不告诉观众故事，这件衣服还能不能被看懂？"故事很好、衣服看不出来"是这个流程最大的坑。最后系列化：系列是故事的不同章节。屏幕上第一格是秀场里那个几乎空掉的房间 —— 这一季的命题就写在那里：必须逃离时，你能带走什么。后面五套，每一件黑衣服上都有一条滚边画出来的线（有一套是橙色的），一套一套地重画。请学生指出来：故事最后落在哪里？—— 落在下摆、落在门襟的一条线上。</w:t>
       </w:r>
     </w:p>
     <w:p>

--- a/docs/jiangao/《女装设计》第02周_中国大陆课堂完整讲稿_中文.docx
+++ b/docs/jiangao/《女装设计》第02周_中国大陆课堂完整讲稿_中文.docx
@@ -287,7 +287,7 @@
         <w:pStyle w:val="164"/>
       </w:pPr>
       <w:r>
-        <w:t>成见：“衣服要合身、要显瘦”　|　案例：川久保玲 Rei Kawakubo · Comme des Garçons（1997 春夏 "Body Meets Dress, Dress Meets Body"（俗称 "Lumps and Bumps"））</w:t>
+        <w:t>成见：“衣服要合身、要显瘦”　|　案例：川久保玲 Rei Kawakubo · Comme des Garçons（1997 春夏 "Body Meets Dress, Dress Meets Body"（俗称 "Lumps and Bumps"））＋ 2025 春夏（同一问题的当代版）</w:t>
       </w:r>
     </w:p>
     <w:p>
@@ -333,7 +333,7 @@
         <w:pStyle w:val="164"/>
       </w:pPr>
       <w:r>
-        <w:t>第一个成见：衣服要合身、要显瘦。这大概是女装里最根深蒂固的一条。看川久保玲一九九七年春夏的这个系列，正式名字叫"身体遇见衣服，衣服遇见身体"，业内俗称"肿块系列"。她用格子的弹力面料，里面塞羽绒，把肿块放在肩膀、后背、肚子、臀部——全是传统女装拼命想"藏起来"的位置。当时很多评论说这是丑的，但是请大家想一个问题：谁规定了女性身体的正确轮廓？川久保玲的回答是：衣服可以不服务于既有的身体，衣服可以提出一个新的身体。后来她把这批衣服交给美国现代舞大师 Merce Cunningham 做舞蹈服，舞者穿着肿块跳舞，证明它不是雕塑，是可以动的服装。对应到大纲，这是最典型的"立体造型"：体积出现在人体之外，并且是设计师有意放置的。</w:t>
+        <w:t>第一个成见：衣服要合身、要显瘦。这大概是女装里最根深蒂固的一条。看川久保玲一九九七年春夏的这个系列，正式名字叫"身体遇见衣服，衣服遇见身体"，业内俗称"肿块系列"。她用格子的弹力面料，里面塞羽绒，把肿块放在肩膀、后背、肚子、臀部——全是传统女装拼命想"藏起来"的位置。当时很多评论说这是丑的，但是请大家想一个问题：谁规定了女性身体的正确轮廓？川久保玲的回答是：衣服可以不服务于既有的身体，衣服可以提出一个新的身体。后来她把这批衣服交给美国现代舞大师 Merce Cunningham 做舞蹈服，舞者穿着肿块跳舞，证明它不是雕塑，是可以动的服装。对应到大纲，这是最典型的"立体造型"：体积出现在人体之外，并且是设计师有意放置的。屏幕上前两格是这批衣服脱下来之后的样子——挂在展架上、穿在人台上，肿块还在，所以体积是衣服做的，不是人做的。后两格是二十八年后的二〇二五年春夏：绗缝和填充都还在，只是这一次体积被做成一块一块，人从中间穿过去。两季放在一起，学生才看得出这不是一次性的怪点子，是一个问了二十八年的问题。另外提醒老师：第01周第23页的案例A已经用过这个系列的秀场图，那时问的是"体积在哪里"，今天问的是"它凭什么可以在身体之外"——如果有学生说"上周看过了"，就把这句话还给他们。</w:t>
       </w:r>
     </w:p>
     <w:p>

--- a/docs/jiangao/《女装设计》第02周_中国大陆课堂完整讲稿_中文.docx
+++ b/docs/jiangao/《女装设计》第02周_中国大陆课堂完整讲稿_中文.docx
@@ -825,7 +825,7 @@
         <w:pStyle w:val="164"/>
       </w:pPr>
       <w:r>
-        <w:t>Xu Zhi 陈序之 — CSM 本科毕业（女装设计）；2014 年创立　· 把纱线一根根编织、缠绕成面料，线的走向决定廓形的方向　· 做的是一种织法，不是一个纹样 —— 中国身份不在图案上　Susan Fang（方妍楠） — CSM 本科毕业；2017 年创立</w:t>
+        <w:t>上下 SHANG XIA（蒋琼耳） — 与爱马仕合资的中国品牌，作品被 V&amp;A 收藏　· 把中式平面结构直接做成当代外套：袖子从衣身连裁伸出，右衽交领，系带收拢　· 羊绒毡成型，几乎看不到缝线</w:t>
       </w:r>
     </w:p>
     <w:p>
@@ -833,7 +833,7 @@
         <w:pStyle w:val="165"/>
       </w:pPr>
       <w:r>
-        <w:t>· 自创 Air-Weave 空气编织：把纱线织成半透明的立体网</w:t>
+        <w:t>· 红色被当作色块而不是图案：红与米色的交界，沿前襟竖着走、沿腰下横着走，画出来的仍然是那个十字</w:t>
       </w:r>
     </w:p>
     <w:p>
@@ -841,7 +841,7 @@
         <w:pStyle w:val="165"/>
       </w:pPr>
       <w:r>
-        <w:t>· 灵感来自自然与'美是共通语言'，几乎不用具象的中国符号</w:t>
+        <w:t>· 本页第一格是反面对照：商场里的旗袍。立领、盘扣、斜襟、红底花卉、侧开衩，四样一次到齐 —— 换个颜色换朵花，还是同一件</w:t>
       </w:r>
     </w:p>
     <w:p>
@@ -855,7 +855,7 @@
         <w:pStyle w:val="164"/>
       </w:pPr>
       <w:r>
-        <w:t>第六个成见，也是我最想跟大家谈的：中国元素等于旗袍、龙凤、红色、盘扣。每年都有同学做"中国风"系列，做出来像景区纪念品。看三位中国设计师是怎么做的。马可，先是"例外"的创始人之一，二〇〇六年创立"无用"，二〇〇七年在巴黎时装周发布《无用之土地》——她把衣服埋进土里，让泥土和时间在衣服上留下痕迹，所有东西都是手织、手染、手缝。她关心的不是"中国符号"，而是中国的土地和劳作。Uma Wang，东华大学毕业后去 CSM 进修，二〇〇九年创立品牌。她的入口是面料：先把布做旧、洗水、混纺，让布先有"年龄"，然后做松弛的、包裹式的廓形，中式的平面感藏在西式的版型里。Susan Fang，中央圣马丁本科毕业，二〇一七年创立品牌，自己发明了一种"空气编织"技术，把纱线织成半透明的立体网。她的东西几乎没有一个具象的中国符号，但你会觉得那种轻和淡是东方的。第四位，陈序之，中央圣马丁女装设计本科毕业，二〇一四年创立自己的品牌。他的入口是"织"：把纱线一根根编起来、缠起来，直接织成面料，线往哪个方向走，衣服的方向就往哪里走。请注意他做的是一种织法，不是一个纹样——这跟"贴一个龙凤上去"是完全相反的两件事。四条路：一条从土地和手艺，一条从面料和结构，一条从技术和自然，一条从织法。这也是我们大纲里"课程思政"要求的——中式女装美学，不是贴符号，而是理解它背后的原理：平面、留白、材料的真实、时间的痕迹。</w:t>
+        <w:t>第六个成见，也是我最想跟大家谈的：中国元素等于旗袍、龙凤、红色、盘扣。每年都有同学做「中国风」系列，做出来像景区纪念品。所以这一页我先放一张反面的：北京一家商场里的旗袍——立领下面一颗盘扣，黑滚边沿着斜襟从领口一直走到腋下，红底花卉，侧面开衩。四样一次到齐。我不是说它不好，我是说：你换个颜色、换一朵花，它还是同一件衣服。这就是符号——可以替换，但不生长。右边四张，没有一张用这些。马可，先是「例外」的创始人之一，二〇〇六年创立「无用」，二〇〇七年在巴黎时装周发布《无用之土地》——她把衣服埋进土里，让泥土和时间在衣服上留下痕迹，所有东西都是手织、手染、手缝。她关心的不是「中国符号」，而是中国的土地和劳作。Uma Wang，东华大学毕业后去 CSM 进修，二〇〇九年创立品牌。她的入口是面料：先把布做旧、洗水、混纺，让布先有「年龄」，再做松弛的、包裹式的廓形，中式的平面感藏在西式的版型里。后面两张是同一个人：上下的蒋琼耳。两件都是 V&amp;A 的藏品，而且都是平铺拍的——这一点请记住，第 15 页你们会再看到同一个视角。第三张，二〇一三年的羊绒毡外套：袖子从衣身直接长出来，肩膀上没有接缝；黄色的滚边把领口、门襟、下摆、袖口连成一条线；右衽交领，用系带收，不用扣子。整件衣服上一个纹样也没有，全是结构。第四张，二〇一六年的大衣，也是红的。但请注意这个红不是图案，是色块——红和米色的交界，沿着前襟竖着走，沿着腰线以下横着走，画出来的还是那个十字。所以回到第一张：符号可以换，原理换不掉。这也是我们大纲里「课程思政」要求的——中式女装美学不是贴符号，而是理解它背后的原理：平面裁剪的十字型结构、衣与身之间的空间、材料本身的质感、时间的痕迹。</w:t>
       </w:r>
     </w:p>
     <w:p>
@@ -877,7 +877,7 @@
         <w:pStyle w:val="164"/>
       </w:pPr>
       <w:r>
-        <w:t>Air-Weave（空气编织）　Susan Fang 自创的手工技法，以纱线在框架上交织形成轻盈、透光、带体积的网状面料，兼有平面编织与立体造型的性质。</w:t>
+        <w:t>右衽交领　衣襟在胸前交叠、右襟压在左襟之上的中式领型。与它配套的通常是系带而非纽扣，以及袖与衣身连裁的十字型结构 —— 三者属于同一套平面裁剪逻辑。</w:t>
       </w:r>
     </w:p>
     <w:p>
@@ -891,7 +891,7 @@
         <w:pStyle w:val="164"/>
       </w:pPr>
       <w:r>
-        <w:t>本页第一格是 V&amp;A 所藏马可 2019 年《行脚》（手工编织的鞋，只放一张），不是《土地》本篇 —— 《土地》2007 年巴黎发布的原始图像未获授权。判断的逻辑（原理不是符号）不变，但说的时候不要指着图说「这就是《土地》」。</w:t>
+        <w:t>本页第一格是反面对照图：某商场的旗袍陈列（Wikimedia Commons，CC BY-SA 4.0 / N509FZ，2022 年摄）。第二格是 V&amp;A 所藏马可 2019 年《行脚》（手工编织的鞋，只放一张），不是《土地》本篇 —— 《土地》2007 年巴黎发布的原始图像未获授权，说的时候不要指着图说「这就是《土地》」。第三、第四格是 V&amp;A 所藏上下《Sculpture》外套（2013，藏品号 O1596331）与大衣（2016，O1596333），两件都是平铺拍摄。原来的 Susan Fang 与陈序之 两格已经移出本页：前者与第05周是同一张图，后者与第10周重复；陈序之 在第 15 页和第 19 页仍然出现。</w:t>
       </w:r>
     </w:p>
     <w:p>

--- a/docs/jiangao/《女装设计》第02周_中国大陆课堂完整讲稿_中文.docx
+++ b/docs/jiangao/《女装设计》第02周_中国大陆课堂完整讲稿_中文.docx
@@ -833,7 +833,7 @@
         <w:pStyle w:val="165"/>
       </w:pPr>
       <w:r>
-        <w:t>· 红色被当作色块而不是图案：红与米色的交界，沿前襟竖着走、沿腰下横着走，画出来的仍然是那个十字</w:t>
+        <w:t>王一扬 — 上海设计师，V&amp;A 另藏有他「茶缸」品牌的作品　· 2005 年《灰》系列：颜色、肌理与布都取自中国传统劳动服装　· V&amp;A 藏棉大衣一件（O132501），通身灰、全身絮棉、两排包布大扣</w:t>
       </w:r>
     </w:p>
     <w:p>
@@ -855,7 +855,7 @@
         <w:pStyle w:val="164"/>
       </w:pPr>
       <w:r>
-        <w:t>第六个成见，也是我最想跟大家谈的：中国元素等于旗袍、龙凤、红色、盘扣。每年都有同学做「中国风」系列，做出来像景区纪念品。所以这一页我先放一张反面的：北京一家商场里的旗袍——立领下面一颗盘扣，黑滚边沿着斜襟从领口一直走到腋下，红底花卉，侧面开衩。四样一次到齐。我不是说它不好，我是说：你换个颜色、换一朵花，它还是同一件衣服。这就是符号——可以替换，但不生长。右边四张，没有一张用这些。马可，先是「例外」的创始人之一，二〇〇六年创立「无用」，二〇〇七年在巴黎时装周发布《无用之土地》——她把衣服埋进土里，让泥土和时间在衣服上留下痕迹，所有东西都是手织、手染、手缝。她关心的不是「中国符号」，而是中国的土地和劳作。Uma Wang，东华大学毕业后去 CSM 进修，二〇〇九年创立品牌。她的入口是面料：先把布做旧、洗水、混纺，让布先有「年龄」，再做松弛的、包裹式的廓形，中式的平面感藏在西式的版型里。后面两张是同一个人：上下的蒋琼耳。两件都是 V&amp;A 的藏品，而且都是平铺拍的——这一点请记住，第 15 页你们会再看到同一个视角。第三张，二〇一三年的羊绒毡外套：袖子从衣身直接长出来，肩膀上没有接缝；黄色的滚边把领口、门襟、下摆、袖口连成一条线；右衽交领，用系带收，不用扣子。整件衣服上一个纹样也没有，全是结构。第四张，二〇一六年的大衣，也是红的。但请注意这个红不是图案，是色块——红和米色的交界，沿着前襟竖着走，沿着腰线以下横着走，画出来的还是那个十字。所以回到第一张：符号可以换，原理换不掉。这也是我们大纲里「课程思政」要求的——中式女装美学不是贴符号，而是理解它背后的原理：平面裁剪的十字型结构、衣与身之间的空间、材料本身的质感、时间的痕迹。</w:t>
+        <w:t>第六个成见，也是我最想跟大家谈的：中国元素等于旗袍、龙凤、红色、盘扣。每年都有同学做「中国风」系列，做出来像景区纪念品。所以这一页我先放一张反面的：北京一家商场里的旗袍——立领下面一颗盘扣，黑滚边沿着斜襟从领口一直走到腋下，红底花卉，侧面开衩。四样一次到齐。我不是说它不好，我是说：你换个颜色、换一朵花，它还是同一件衣服。这就是符号——可以替换，但不生长。右边四张，没有一张用这些，而且四个人各走一条路。马可，先是「例外」的创始人之一，二〇〇六年创立「无用」，二〇〇七年在巴黎时装周发布《无用之土地》——她把衣服埋进土里，让泥土和时间在衣服上留下痕迹，所有东西都是手织、手染、手缝。她的入口是手与时间。Uma Wang，东华大学毕业后去 CSM 进修，二〇〇九年创立品牌。她的入口是材料的年龄：先把布做旧、洗水、混纺，让布先有「年龄」，再做松弛的、包裹式的廓形。第三张是上下的蒋琼耳，二〇一三年的羊绒毡外套，V&amp;A 的藏品，而且是平铺拍的——这一点请记住，第 15 页你们会再看到同一个视角。袖子从衣身直接长出来，肩膀上没有接缝；黄色的滚边把领口、门襟、下摆、袖口连成一条线；右衽交领，用系带收，不用扣子。整件衣服上一个纹样也没有，全是结构。她的入口是裁剪。第四张是王一扬，上海设计师，V&amp;A 还藏有他「茶缸」品牌的东西。这件是他二〇〇五年《灰》系列里的棉大衣，也是 V&amp;A 的藏品。通身灰，一处纹样也没有，全身絮了棉，两排包布的大扣子。请注意 V&amp;A 的著录是怎么写的——灵感来自中国传统劳动服装的颜色、肌理和布。他的入口是颜色的出处。请把这一条跟第一张对照着想：谁说中国色就是红色？所以回到第一张：符号可以换，原理换不掉。这也是我们大纲里「课程思政」要求的——中式女装美学不是贴符号，而是理解它背后的原理：平面裁剪的十字型结构、衣与身之间的空间、材料本身的质感、时间的痕迹。</w:t>
       </w:r>
     </w:p>
     <w:p>
@@ -891,7 +891,7 @@
         <w:pStyle w:val="164"/>
       </w:pPr>
       <w:r>
-        <w:t>本页第一格是反面对照图：某商场的旗袍陈列（Wikimedia Commons，CC BY-SA 4.0 / N509FZ，2022 年摄）。第二格是 V&amp;A 所藏马可 2019 年《行脚》（手工编织的鞋，只放一张），不是《土地》本篇 —— 《土地》2007 年巴黎发布的原始图像未获授权，说的时候不要指着图说「这就是《土地》」。第三、第四格是 V&amp;A 所藏上下《Sculpture》外套（2013，藏品号 O1596331）与大衣（2016，O1596333），两件都是平铺拍摄。原来的 Susan Fang 与陈序之 两格已经移出本页：前者与第05周是同一张图，后者与第10周重复；陈序之 在第 15 页和第 19 页仍然出现。</w:t>
+        <w:t>第三格是 V&amp;A 所藏上下《Sculpture》外套（2013，藏品号 O1596331），平铺拍摄。第四格是 V&amp;A 所藏王一扬《Grey Coat》（2005，藏品号 O132501），著录为女装棉大衣。原来这一格放的是上下的 2016 年大衣，与第三格同一位设计师、同一种毡、同样平铺拍摄，两张读起来像一张，所以换掉了。原来的 Susan Fang 与陈序之 两格已经移出本页：前者与第05周是同一张图，后者与第10周重复；陈序之 在第 15 页和第 19 页仍然出现。</w:t>
       </w:r>
     </w:p>
     <w:p>

--- a/docs/jiangao/《女装设计》第02周_中国大陆课堂完整讲稿_中文.docx
+++ b/docs/jiangao/《女装设计》第02周_中国大陆课堂完整讲稿_中文.docx
@@ -825,7 +825,7 @@
         <w:pStyle w:val="164"/>
       </w:pPr>
       <w:r>
-        <w:t>上下 SHANG XIA（蒋琼耳） — 与爱马仕合资的中国品牌，作品被 V&amp;A 收藏　· 把中式平面结构直接做成当代外套：袖子从衣身连裁伸出，右衽交领，系带收拢　· 羊绒毡成型，几乎看不到缝线</w:t>
+        <w:t>上下 SHANG XIA（蒋琼耳） — 作品被 V&amp;A 收藏（FE.97-2021 等）　· 手工擀毡羊绒：羊毛直接压成布，不织、不裁、不缝边，V&amp;A 著录产地为蒙古　· 袖子从衣身连裁伸出，右衽交领，系带收拢；黄色是擀进毡里的，不是滚边</w:t>
       </w:r>
     </w:p>
     <w:p>
@@ -855,7 +855,7 @@
         <w:pStyle w:val="164"/>
       </w:pPr>
       <w:r>
-        <w:t>第六个成见，也是我最想跟大家谈的：中国元素等于旗袍、龙凤、红色、盘扣。每年都有同学做「中国风」系列，做出来像景区纪念品。所以这一页我先放一张反面的：北京一家商场里的旗袍——立领下面一颗盘扣，黑滚边沿着斜襟从领口一直走到腋下，红底花卉，侧面开衩。四样一次到齐。我不是说它不好，我是说：你换个颜色、换一朵花，它还是同一件衣服。这就是符号——可以替换，但不生长。右边四张，没有一张用这些，而且四个人各走一条路。马可，先是「例外」的创始人之一，二〇〇六年创立「无用」，二〇〇七年在巴黎时装周发布《无用之土地》——她把衣服埋进土里，让泥土和时间在衣服上留下痕迹，所有东西都是手织、手染、手缝。她的入口是手与时间。Uma Wang，东华大学毕业后去 CSM 进修，二〇〇九年创立品牌。她的入口是材料的年龄：先把布做旧、洗水、混纺，让布先有「年龄」，再做松弛的、包裹式的廓形。第三张是上下的蒋琼耳，二〇一三年的羊绒毡外套，V&amp;A 的藏品，而且是平铺拍的——这一点请记住，第 15 页你们会再看到同一个视角。袖子从衣身直接长出来，肩膀上没有接缝；黄色的滚边把领口、门襟、下摆、袖口连成一条线；右衽交领，用系带收，不用扣子。整件衣服上一个纹样也没有，全是结构。她的入口是裁剪。第四张是王一扬，上海设计师，V&amp;A 还藏有他「茶缸」品牌的东西。这件是他二〇〇五年《灰》系列里的棉大衣，也是 V&amp;A 的藏品。通身灰，一处纹样也没有，全身絮了棉，两排包布的大扣子。请注意 V&amp;A 的著录是怎么写的——灵感来自中国传统劳动服装的颜色、肌理和布。他的入口是颜色的出处。请把这一条跟第一张对照着想：谁说中国色就是红色？所以回到第一张：符号可以换，原理换不掉。这也是我们大纲里「课程思政」要求的——中式女装美学不是贴符号，而是理解它背后的原理：平面裁剪的十字型结构、衣与身之间的空间、材料本身的质感、时间的痕迹。</w:t>
+        <w:t>第六个成见，也是我最想跟大家谈的：中国元素等于旗袍、龙凤、红色、盘扣。每年都有同学做「中国风」系列，做出来像景区纪念品。所以这一页我先放一张反面的：北京一家商场里的旗袍——立领下面一颗盘扣，黑滚边沿着斜襟从领口一直走到腋下，红底花卉，侧面开衩。四样一次到齐。我不是说它不好，我是说：你换个颜色、换一朵花，它还是同一件衣服。这就是符号——可以替换，但不生长。右边四张，没有一张用这些，而且四个人各走一条路。马可，先是「例外」的创始人之一，二〇〇六年创立「无用」，二〇〇七年在巴黎时装周发布《无用之土地》——她把衣服埋进土里，让泥土和时间在衣服上留下痕迹，所有东西都是手织、手染、手缝。她的入口是手与时间。Uma Wang，东华大学毕业后去 CSM 进修，二〇〇九年创立品牌。她的入口是材料的年龄：先把布做旧、洗水、混纺，让布先有「年龄」，再做松弛的、包裹式的廓形。第三张是上下的蒋琼耳，二〇一三年的《Sculpture》系列外套，V&amp;A 的藏品，而且是平铺拍的——这一点请记住，第 15 页你们会再看到同一个视角。请先看它是怎么做出来的：手工擀毡，羊毛直接压成布，不是织出来的。毡没有经纬，也不会脱散，所以不需要缝份，也不需要卷边。你看袖子——它从衣身直接长出来，肩膀上没有接缝；再看边缘——领口、门襟、下摆、袖口，全是毡到哪里就停在哪里，一针也没有。那条黄线不是后来滚上去的边，是擀毡的时候就把黄色羊毛一起擀进去的。右衽交领，用系带收，不用扣子。整件衣服上一个纹样也没有。她的入口是「不裁」——先决定用什么办法做布，布的性格再决定衣服能长成什么样。顺便说一句 V&amp;A 写的产地：蒙古。擀毡是草原的手艺。所以这件衣服说「中国」的方式，是工艺加上交领系带的文法，不是龙凤和红色。第四张是王一扬，上海设计师，V&amp;A 还藏有他「茶缸」品牌的东西。这件是他二〇〇五年《灰》系列里的棉大衣，也是 V&amp;A 的藏品。通身灰，一处纹样也没有，全身絮了棉，两排包布的大扣子。请注意 V&amp;A 的著录是怎么写的——灵感来自中国传统劳动服装的颜色、肌理和布。他的入口是颜色的出处。请把这一条跟第一张对照着想：谁说中国色就是红色？所以回到第一张：符号可以换，原理换不掉。这也是我们大纲里「课程思政」要求的——中式女装美学不是贴符号，而是理解它背后的原理：平面裁剪的十字型结构、衣与身之间的空间、材料本身的质感、时间的痕迹。</w:t>
       </w:r>
     </w:p>
     <w:p>
@@ -891,7 +891,7 @@
         <w:pStyle w:val="164"/>
       </w:pPr>
       <w:r>
-        <w:t>第三格是 V&amp;A 所藏上下《Sculpture》外套（2013，藏品号 O1596331），平铺拍摄。第四格是 V&amp;A 所藏王一扬《Grey Coat》（2005，藏品号 O132501），著录为女装棉大衣。原来这一格放的是上下的 2016 年大衣，与第三格同一位设计师、同一种毡、同样平铺拍摄，两张读起来像一张，所以换掉了。原来的 Susan Fang 与陈序之 两格已经移出本页：前者与第05周是同一张图，后者与第10周重复；陈序之 在第 15 页和第 19 页仍然出现。</w:t>
+        <w:t>第三格是 V&amp;A 所藏上下《Sculpture》系列外套（2013，藏品号 FE.97-2021 / O1596331），手工擀毡羊绒，V&amp;A 著录产地为蒙古，平铺拍摄。第四格是 V&amp;A 所藏王一扬《Grey Coat》（2005，藏品号 O132501），著录为女装棉大衣。原来这一格放的是上下的 2016 年大衣，与第三格同一位设计师、同一种毡、同样平铺拍摄，两张读起来像一张，所以换掉了。原来的 Susan Fang 与陈序之 两格已经移出本页：前者与第05周是同一张图，后者与第10周重复；陈序之 在第 15 页和第 19 页仍然出现。</w:t>
       </w:r>
     </w:p>
     <w:p>

--- a/docs/jiangao/《女装设计》第02周_中国大陆课堂完整讲稿_中文.docx
+++ b/docs/jiangao/《女装设计》第02周_中国大陆课堂完整讲稿_中文.docx
@@ -855,7 +855,7 @@
         <w:pStyle w:val="164"/>
       </w:pPr>
       <w:r>
-        <w:t>第六个成见，也是我最想跟大家谈的：中国元素等于旗袍、龙凤、红色、盘扣。每年都有同学做「中国风」系列，做出来像景区纪念品。所以这一页我先放一张反面的：北京一家商场里的旗袍——立领下面一颗盘扣，黑滚边沿着斜襟从领口一直走到腋下，红底花卉，侧面开衩。四样一次到齐。我不是说它不好，我是说：你换个颜色、换一朵花，它还是同一件衣服。这就是符号——可以替换，但不生长。右边四张，没有一张用这些，而且四个人各走一条路。马可，先是「例外」的创始人之一，二〇〇六年创立「无用」，二〇〇七年在巴黎时装周发布《无用之土地》——她把衣服埋进土里，让泥土和时间在衣服上留下痕迹，所有东西都是手织、手染、手缝。她的入口是手与时间。Uma Wang，东华大学毕业后去 CSM 进修，二〇〇九年创立品牌。她的入口是材料的年龄：先把布做旧、洗水、混纺，让布先有「年龄」，再做松弛的、包裹式的廓形。第三张是上下的蒋琼耳，二〇一三年的《Sculpture》系列外套，V&amp;A 的藏品，而且是平铺拍的——这一点请记住，第 15 页你们会再看到同一个视角。请先看它是怎么做出来的：手工擀毡，羊毛直接压成布，不是织出来的。毡没有经纬，也不会脱散，所以不需要缝份，也不需要卷边。你看袖子——它从衣身直接长出来，肩膀上没有接缝；再看边缘——领口、门襟、下摆、袖口，全是毡到哪里就停在哪里，一针也没有。那条黄线不是后来滚上去的边，是擀毡的时候就把黄色羊毛一起擀进去的。右衽交领，用系带收，不用扣子。整件衣服上一个纹样也没有。她的入口是「不裁」——先决定用什么办法做布，布的性格再决定衣服能长成什么样。顺便说一句 V&amp;A 写的产地：蒙古。擀毡是草原的手艺。所以这件衣服说「中国」的方式，是工艺加上交领系带的文法，不是龙凤和红色。第四张是王一扬，上海设计师，V&amp;A 还藏有他「茶缸」品牌的东西。这件是他二〇〇五年《灰》系列里的棉大衣，也是 V&amp;A 的藏品。通身灰，一处纹样也没有，全身絮了棉，两排包布的大扣子。请注意 V&amp;A 的著录是怎么写的——灵感来自中国传统劳动服装的颜色、肌理和布。他的入口是颜色的出处。请把这一条跟第一张对照着想：谁说中国色就是红色？所以回到第一张：符号可以换，原理换不掉。这也是我们大纲里「课程思政」要求的——中式女装美学不是贴符号，而是理解它背后的原理：平面裁剪的十字型结构、衣与身之间的空间、材料本身的质感、时间的痕迹。</w:t>
+        <w:t>第六个成见，也是我最想跟大家谈的：中国元素等于旗袍、龙凤、红色、盘扣。每年都有同学做「中国风」系列，做出来像景区纪念品。所以这一页我先放一张反面的：北京一家商场里的旗袍——立领下面一颗盘扣，黑滚边沿着斜襟从领口一直走到腋下，红底花卉，侧面开衩。四样一次到齐。我不是说它不好，我是说：你换个颜色、换一朵花，它还是同一件衣服。这就是符号——可以替换，但不生长。右边四张，没有一张用这些，而且四个人各走一条路。马可，先是「例外」的创始人之一，二〇〇六年创立「无用」，二〇〇七年在巴黎时装周发布《无用之土地》——她把衣服埋进土里，让泥土和时间在衣服上留下痕迹，所有东西都是手织、手染、手缝。她的入口是手与时间。Uma Wang，东华大学毕业后去 CSM 进修，二〇〇九年创立品牌。她的入口是材料的年龄：先把布做旧、洗水、混纺，让布先有「年龄」，再做松弛的、包裹式的廓形。第三张是上下的蒋琼耳，二〇一三年的《Sculpture》系列外套，V&amp;A 的藏品，而且是平铺拍的——第 14 页你们会看到汉代的十字型平面结构 —— 那一件是「裁」出来的，这一件是「擀」出来的。形状接近，做法完全不同，请不要把两者说成一回事。请先看它是怎么做出来的：手工擀毡，羊毛直接压成布，不是织出来的。毡没有经纬，也不会脱散，所以不需要缝份，也不需要卷边。你看袖子——它从衣身直接长出来，肩膀上没有接缝；再看边缘——领口、门襟、下摆、袖口，全是毡到哪里就停在哪里，一针也没有。那条黄线不是后来滚上去的边，是擀毡的时候就把黄色羊毛一起擀进去的。右衽交领，用系带收，不用扣子。整件衣服上一个纹样也没有。她的入口是「不裁」——先决定用什么办法做布，布的性格再决定衣服能长成什么样。顺便说一句 V&amp;A 写的产地：蒙古。擀毡是草原的手艺。所以这件衣服说「中国」的方式，是工艺加上交领系带的文法，不是龙凤和红色。第四张是王一扬，上海设计师，V&amp;A 还藏有他「茶缸」品牌的东西。这件是他二〇〇五年《灰》系列里的棉大衣，也是 V&amp;A 的藏品。通身灰，一处纹样也没有，全身絮了棉，两排包布的大扣子。请注意 V&amp;A 的著录是怎么写的——灵感来自中国传统劳动服装的颜色、肌理和布。他的入口是颜色的出处。请把这一条跟第一张对照着想：谁说中国色就是红色？所以回到第一张：符号可以换，原理换不掉。这也是我们大纲里「课程思政」要求的——中式女装美学不是贴符号，而是理解它背后的原理：平面裁剪的十字型结构、衣与身之间的空间、材料本身的质感、时间的痕迹。</w:t>
       </w:r>
     </w:p>
     <w:p>

--- a/docs/jiangao/《女装设计》第02周_中国大陆课堂完整讲稿_中文.docx
+++ b/docs/jiangao/《女装设计》第02周_中国大陆课堂完整讲稿_中文.docx
@@ -117,12 +117,26 @@
         <w:pStyle w:val="166"/>
       </w:pPr>
       <w:r>
-        <w:t>幻灯片 2｜两个课时，六段 —— 每一段都有你要交出的东西</w:t>
+        <w:t>幻灯片 2｜上周你已经有的那几条轴，今天给它们名字</w:t>
       </w:r>
     </w:p>
     <w:p>
       <w:pPr/>
       <w:r>
+        <w:t>这一页只花两分钟，但不要跳过。上周我们学的是怎么把一句话说得能被别人核对：把形容词划掉，用三条张力轴去描述一件衣服。今天不换方法，换对象——上周看的是别人的衣服，今天看的是你们自己手上那一条。表格从左往右念一遍就够了。第一行，上周划的是形容词，今天划的是你的手：不思考的时候手会自动画出来的那条裙子。第二行，贴合和离体、垂坠和支撑这两条轴，今天有了名字，叫「立体」，在第 16 页；同一页还会给出体积的四种来源。第三行，暴露和覆盖那条轴，今天落在第 11 页的成见⑤——遮蔽也是一种造型。第四行，四问里的「拆」，今天摊成三层：平面是语法、立体是声音、细节是语气，第 14 页。第五行最重要：原理卡的 D 栏——「保留什么原理，换成什么，用在哪里」——今天就是第 12 页的成见⑥，四个中国设计师，一人一个实例。最后交代一句：请大家把上周课上做的 A3 三栏板和那句立场句放在桌角。第 28 页的活动和第 30 页的底稿都要用到它。按第01周的评分地图，第01、02 周不布置作业、不上传、不打分——但没有它，今天最后那二十分钟你们会从零开始。</w:t>
+      </w:r>
+    </w:p>
+    <w:p>
+      <w:pPr>
+        <w:pStyle w:val="166"/>
+      </w:pPr>
+      <w:r>
+        <w:t>幻灯片 3｜两个课时，六段 —— 每一段都有你要交出的东西</w:t>
+      </w:r>
+    </w:p>
+    <w:p>
+      <w:pPr/>
+      <w:r>
         <w:t>【讲稿】</w:t>
       </w:r>
     </w:p>
@@ -153,7 +167,7 @@
         <w:pStyle w:val="166"/>
       </w:pPr>
       <w:r>
-        <w:t>幻灯片 3｜一分钟，画一条裙子</w:t>
+        <w:t>幻灯片 4｜一分钟，画一条裙子</w:t>
       </w:r>
     </w:p>
     <w:p>
@@ -213,7 +227,7 @@
         <w:pStyle w:val="166"/>
       </w:pPr>
       <w:r>
-        <w:t>幻灯片 4｜先承认已有的，再找到缺口，最后提出新的</w:t>
+        <w:t>幻灯片 5｜先承认已有的，再找到缺口，最后提出新的</w:t>
       </w:r>
     </w:p>
     <w:p>
@@ -257,7 +271,7 @@
         <w:pStyle w:val="166"/>
       </w:pPr>
       <w:r>
-        <w:t>幻灯片 5｜成见＝你的“默认设置”；造型语言＝你可以选择的词汇</w:t>
+        <w:t>幻灯片 6｜成见＝你的“默认设置”；造型语言＝你可以选择的词汇</w:t>
       </w:r>
     </w:p>
     <w:p>
@@ -279,7 +293,7 @@
         <w:pStyle w:val="166"/>
       </w:pPr>
       <w:r>
-        <w:t>幻灯片 6｜“衣服要合身、要显瘦” —— 那就把身体重新做一次</w:t>
+        <w:t>幻灯片 7｜“衣服要合身、要显瘦” —— 那就把身体重新做一次</w:t>
       </w:r>
     </w:p>
     <w:p>
@@ -363,7 +377,7 @@
         <w:pStyle w:val="166"/>
       </w:pPr>
       <w:r>
-        <w:t>幻灯片 7｜“衣服要完整、要缝得精致” —— 那就把制作过程翻到外面</w:t>
+        <w:t>幻灯片 8｜“衣服要完整、要缝得精致” —— 那就把制作过程翻到外面</w:t>
       </w:r>
     </w:p>
     <w:p>
@@ -463,7 +477,7 @@
         <w:pStyle w:val="166"/>
       </w:pPr>
       <w:r>
-        <w:t>幻灯片 8｜“布料一定要裁剪” —— 那就先做成衣服，再压出形</w:t>
+        <w:t>幻灯片 9｜“布料一定要裁剪” —— 那就先做成衣服，再压出形</w:t>
       </w:r>
     </w:p>
     <w:p>
@@ -555,7 +569,7 @@
         <w:pStyle w:val="166"/>
       </w:pPr>
       <w:r>
-        <w:t>幻灯片 9｜“衣服是静止的物件” —— 那就让它折起来、动起来</w:t>
+        <w:t>幻灯片 10｜“衣服是静止的物件” —— 那就让它折起来、动起来</w:t>
       </w:r>
     </w:p>
     <w:p>
@@ -637,7 +651,7 @@
         <w:pStyle w:val="164"/>
       </w:pPr>
       <w:r>
-        <w:t>本页两段最有名的画面都没有图：2000 秋冬《After Words》的「椅套变成裙子、木桌变成圆桌裙」，以及 2007 春夏「裙子里装机械、在台上自动改变廓形」。《After Words》的彩排现场图这次收进了附录⑤（第 23 页后面那一页），能看到人坐在椅套上的场面；但两段的「变形瞬间」本身仍然没有图 —— 请口述或放视频。本页用 Airmail Dress（1999，Tyvek，Wikimedia Commons）两张 —— 年代按大都会与 NGV 的藏品记载定为 1999；中央圣马丁自己的藏品页记作 1993（他毕业那年），课上不必展开，要用时见附录 B。加 2007 春夏一张（印花料在头上折成一个立起来的构造，衣服本身是平常的连衣裙）。注意：Chalayan 1993 年的毕业系列是《The Tangent Flows》（把衣服埋进土里），不是 Airmail Dress —— 埋衣服那一段留到第 11 页马可《土地》再讲。</w:t>
+        <w:t>本页两段最有名的画面都没有图：2000 秋冬《After Words》的「椅套变成裙子、木桌变成圆桌裙」，以及 2007 春夏「裙子里装机械、在台上自动改变廓形」。《After Words》的彩排现场图这次收进了附录⑤（第 24 页后面那一页），能看到人坐在椅套上的场面；但两段的「变形瞬间」本身仍然没有图 —— 请口述或放视频。本页用 Airmail Dress（1999，Tyvek，Wikimedia Commons）两张 —— 年代按大都会与 NGV 的藏品记载定为 1999；中央圣马丁自己的藏品页记作 1993（他毕业那年），课上不必展开，要用时见附录 B。加 2007 春夏一张（印花料在头上折成一个立起来的构造，衣服本身是平常的连衣裙）。注意：Chalayan 1993 年的毕业系列是《The Tangent Flows》（把衣服埋进土里），不是 Airmail Dress —— 埋衣服那一段留到第 12 页马可《土地》再讲。</w:t>
       </w:r>
     </w:p>
     <w:p>
@@ -645,7 +659,7 @@
         <w:pStyle w:val="166"/>
       </w:pPr>
       <w:r>
-        <w:t>幻灯片 10｜“女装＝柔美、性感、显身材” —— 那就把身体藏起来</w:t>
+        <w:t>幻灯片 11｜“女装＝柔美、性感、显身材” —— 那就把身体藏起来</w:t>
       </w:r>
     </w:p>
     <w:p>
@@ -761,7 +775,7 @@
         <w:pStyle w:val="166"/>
       </w:pPr>
       <w:r>
-        <w:t>幻灯片 11｜“中国元素＝旗袍、龙凤、红色、盘扣” —— 那就去找原理，不要找符号</w:t>
+        <w:t>幻灯片 12｜“中国元素＝旗袍、龙凤、红色、盘扣” —— 那就去找原理，不要找符号</w:t>
       </w:r>
     </w:p>
     <w:p>
@@ -855,7 +869,7 @@
         <w:pStyle w:val="164"/>
       </w:pPr>
       <w:r>
-        <w:t>第六个成见，也是我最想跟大家谈的：中国元素等于旗袍、龙凤、红色、盘扣。每年都有同学做「中国风」系列，做出来像景区纪念品。所以这一页我先放一张反面的：北京一家商场里的旗袍——立领下面一颗盘扣，黑滚边沿着斜襟从领口一直走到腋下，红底花卉，侧面开衩。四样一次到齐。我不是说它不好，我是说：你换个颜色、换一朵花，它还是同一件衣服。这就是符号——可以替换，但不生长。右边四张，没有一张用这些，而且四个人各走一条路。马可，先是「例外」的创始人之一，二〇〇六年创立「无用」，二〇〇七年在巴黎时装周发布《无用之土地》——她把衣服埋进土里，让泥土和时间在衣服上留下痕迹，所有东西都是手织、手染、手缝。她的入口是手与时间。Uma Wang，东华大学毕业后去 CSM 进修，二〇〇九年创立品牌。她的入口是材料的年龄：先把布做旧、洗水、混纺，让布先有「年龄」，再做松弛的、包裹式的廓形。第三张是上下的蒋琼耳，二〇一三年的《Sculpture》系列外套，V&amp;A 的藏品，而且是平铺拍的——第 14 页你们会看到汉代的十字型平面结构 —— 那一件是「裁」出来的，这一件是「擀」出来的。形状接近，做法完全不同，请不要把两者说成一回事。请先看它是怎么做出来的：手工擀毡，羊毛直接压成布，不是织出来的。毡没有经纬，也不会脱散，所以不需要缝份，也不需要卷边。你看袖子——它从衣身直接长出来，肩膀上没有接缝；再看边缘——领口、门襟、下摆、袖口，全是毡到哪里就停在哪里，一针也没有。那条黄线不是后来滚上去的边，是擀毡的时候就把黄色羊毛一起擀进去的。右衽交领，用系带收，不用扣子。整件衣服上一个纹样也没有。她的入口是「不裁」——先决定用什么办法做布，布的性格再决定衣服能长成什么样。顺便说一句 V&amp;A 写的产地：蒙古。擀毡是草原的手艺。所以这件衣服说「中国」的方式，是工艺加上交领系带的文法，不是龙凤和红色。第四张是王一扬，上海设计师，V&amp;A 还藏有他「茶缸」品牌的东西。这件是他二〇〇五年《灰》系列里的棉大衣，也是 V&amp;A 的藏品。通身灰，一处纹样也没有，全身絮了棉，两排包布的大扣子。请注意 V&amp;A 的著录是怎么写的——灵感来自中国传统劳动服装的颜色、肌理和布。他的入口是颜色的出处。请把这一条跟第一张对照着想：谁说中国色就是红色？所以回到第一张：符号可以换，原理换不掉。这也是我们大纲里「课程思政」要求的——中式女装美学不是贴符号，而是理解它背后的原理：平面裁剪的十字型结构、衣与身之间的空间、材料本身的质感、时间的痕迹。</w:t>
+        <w:t>第六个成见，也是我最想跟大家谈的：中国元素等于旗袍、龙凤、红色、盘扣。每年都有同学做「中国风」系列，做出来像景区纪念品。所以这一页我先放一张反面的：北京一家商场里的旗袍——立领下面一颗盘扣，黑滚边沿着斜襟从领口一直走到腋下，红底花卉，侧面开衩。四样一次到齐。我不是说它不好，我是说：你换个颜色、换一朵花，它还是同一件衣服。这就是符号——可以替换，但不生长。右边四张，没有一张用这些，而且四个人各走一条路。马可，先是「例外」的创始人之一，二〇〇六年创立「无用」，二〇〇七年在巴黎时装周发布《无用之土地》——她把衣服埋进土里，让泥土和时间在衣服上留下痕迹，所有东西都是手织、手染、手缝。她的入口是手与时间。Uma Wang，东华大学毕业后去 CSM 进修，二〇〇九年创立品牌。她的入口是材料的年龄：先把布做旧、洗水、混纺，让布先有「年龄」，再做松弛的、包裹式的廓形。第三张是上下的蒋琼耳，二〇一三年的《Sculpture》系列外套，V&amp;A 的藏品，而且是平铺拍的——第 15 页你们会看到汉代的十字型平面结构 —— 那一件是「裁」出来的，这一件是「擀」出来的。形状接近，做法完全不同，请不要把两者说成一回事。请先看它是怎么做出来的：手工擀毡，羊毛直接压成布，不是织出来的。毡没有经纬，也不会脱散，所以不需要缝份，也不需要卷边。你看袖子——它从衣身直接长出来，肩膀上没有接缝；再看边缘——领口、门襟、下摆、袖口，全是毡到哪里就停在哪里，一针也没有。那条黄线不是后来滚上去的边，是擀毡的时候就把黄色羊毛一起擀进去的。右衽交领，用系带收，不用扣子。整件衣服上一个纹样也没有。她的入口是「不裁」——先决定用什么办法做布，布的性格再决定衣服能长成什么样。顺便说一句 V&amp;A 写的产地：蒙古。擀毡是草原的手艺。所以这件衣服说「中国」的方式，是工艺加上交领系带的文法，不是龙凤和红色。第四张是王一扬，上海设计师，V&amp;A 还藏有他「茶缸」品牌的东西。这件是他二〇〇五年《灰》系列里的棉大衣，也是 V&amp;A 的藏品。通身灰，一处纹样也没有，全身絮了棉，两排包布的大扣子。请注意 V&amp;A 的著录是怎么写的——灵感来自中国传统劳动服装的颜色、肌理和布。他的入口是颜色的出处。请把这一条跟第一张对照着想：谁说中国色就是红色？所以回到第一张：符号可以换，原理换不掉。这也是我们大纲里「课程思政」要求的——中式女装美学不是贴符号，而是理解它背后的原理：平面裁剪的十字型结构、衣与身之间的空间、材料本身的质感、时间的痕迹。</w:t>
       </w:r>
     </w:p>
     <w:p>
@@ -891,7 +905,7 @@
         <w:pStyle w:val="164"/>
       </w:pPr>
       <w:r>
-        <w:t>第三格是 V&amp;A 所藏上下《Sculpture》系列外套（2013，藏品号 FE.97-2021 / O1596331），手工擀毡羊绒，V&amp;A 著录产地为蒙古，平铺拍摄。第四格是 V&amp;A 所藏王一扬《Grey Coat》（2005，藏品号 O132501），著录为女装棉大衣。原来这一格放的是上下的 2016 年大衣，与第三格同一位设计师、同一种毡、同样平铺拍摄，两张读起来像一张，所以换掉了。原来的 Susan Fang 与陈序之 两格已经移出本页：前者与第05周是同一张图，后者与第10周重复；陈序之 在第 15 页和第 19 页仍然出现。</w:t>
+        <w:t>第三格是 V&amp;A 所藏上下《Sculpture》系列外套（2013，藏品号 FE.97-2021 / O1596331），手工擀毡羊绒，V&amp;A 著录产地为蒙古，平铺拍摄。第四格是 V&amp;A 所藏王一扬《Grey Coat》（2005，藏品号 O132501），著录为女装棉大衣。原来这一格放的是上下的 2016 年大衣，与第三格同一位设计师、同一种毡、同样平铺拍摄，两张读起来像一张，所以换掉了。原来的 Susan Fang 与陈序之 两格已经移出本页：前者与第05周是同一张图，后者与第10周重复；陈序之 在第 16 页和第 20 页仍然出现。</w:t>
       </w:r>
     </w:p>
     <w:p>
@@ -899,7 +913,7 @@
         <w:pStyle w:val="166"/>
       </w:pPr>
       <w:r>
-        <w:t>幻灯片 12｜六个成见，六种打开方式</w:t>
+        <w:t>幻灯片 13｜六个成见，六种打开方式</w:t>
       </w:r>
     </w:p>
     <w:p>
@@ -1103,7 +1117,7 @@
         <w:pStyle w:val="166"/>
       </w:pPr>
       <w:r>
-        <w:t>幻灯片 13｜平面是语法，立体是声音，细节是语气</w:t>
+        <w:t>幻灯片 14｜平面是语法，立体是声音，细节是语气</w:t>
       </w:r>
     </w:p>
     <w:p>
@@ -1139,7 +1153,7 @@
         <w:pStyle w:val="166"/>
       </w:pPr>
       <w:r>
-        <w:t>幻灯片 14｜一块布的逻辑：不是“平”，是“可以展开”</w:t>
+        <w:t>幻灯片 15｜一块布的逻辑：不是“平”，是“可以展开”</w:t>
       </w:r>
     </w:p>
     <w:p>
@@ -1199,7 +1213,7 @@
         <w:pStyle w:val="166"/>
       </w:pPr>
       <w:r>
-        <w:t>幻灯片 15｜身体只是起点：体积从哪里来，性格就从哪里来</w:t>
+        <w:t>幻灯片 16｜身体只是起点：体积从哪里来，性格就从哪里来</w:t>
       </w:r>
     </w:p>
     <w:p>
@@ -1259,7 +1273,7 @@
         <w:pStyle w:val="166"/>
       </w:pPr>
       <w:r>
-        <w:t>幻灯片 16｜细节是语气：只改尺度、数量、位置，情绪就翻转</w:t>
+        <w:t>幻灯片 17｜细节是语气：只改尺度、数量、位置，情绪就翻转</w:t>
       </w:r>
     </w:p>
     <w:p>
@@ -1311,7 +1325,7 @@
         <w:pStyle w:val="166"/>
       </w:pPr>
       <w:r>
-        <w:t>幻灯片 17｜造型不是为了惊人，而是为了回答“她需要什么”</w:t>
+        <w:t>幻灯片 18｜造型不是为了惊人，而是为了回答“她需要什么”</w:t>
       </w:r>
     </w:p>
     <w:p>
@@ -1437,7 +1451,7 @@
         <w:pStyle w:val="166"/>
       </w:pPr>
       <w:r>
-        <w:t>幻灯片 18｜七种设计流程：没有唯一正确的流程，只有不同的“入口”</w:t>
+        <w:t>幻灯片 19｜七种设计流程：没有唯一正确的流程，只有不同的“入口”</w:t>
       </w:r>
     </w:p>
     <w:p>
@@ -1467,7 +1481,7 @@
         <w:pStyle w:val="166"/>
       </w:pPr>
       <w:r>
-        <w:t>幻灯片 19｜先把问题研究透，再让草图从调研里长出来</w:t>
+        <w:t>幻灯片 20｜先把问题研究透，再让草图从调研里长出来</w:t>
       </w:r>
     </w:p>
     <w:p>
@@ -1535,7 +1549,7 @@
         <w:pStyle w:val="166"/>
       </w:pPr>
       <w:r>
-        <w:t>幻灯片 20｜先有布，再有衣：面料的性格决定造型</w:t>
+        <w:t>幻灯片 21｜先有布，再有衣：面料的性格决定造型</w:t>
       </w:r>
     </w:p>
     <w:p>
@@ -1595,7 +1609,7 @@
         <w:pStyle w:val="166"/>
       </w:pPr>
       <w:r>
-        <w:t>幻灯片 21｜先在空间里造型，再回到纸上</w:t>
+        <w:t>幻灯片 22｜先在空间里造型，再回到纸上</w:t>
       </w:r>
     </w:p>
     <w:p>
@@ -1655,7 +1669,7 @@
         <w:pStyle w:val="166"/>
       </w:pPr>
       <w:r>
-        <w:t>幻灯片 22｜起点是已经存在的衣服</w:t>
+        <w:t>幻灯片 23｜起点是已经存在的衣服</w:t>
       </w:r>
     </w:p>
     <w:p>
@@ -1693,7 +1707,7 @@
         <w:pStyle w:val="164"/>
       </w:pPr>
       <w:r>
-        <w:t>第四种，解构改造型，Margiela 的路，也是今天可持续再造品牌的路。第一步收集现成的服装或者旧物：旧西装、旧牛仔、旧手套。第二步拆解——不是乱剪，是先读懂它原来的结构，为什么这里有省、那里有衬。第三步错置、重组、放大、翻转：把袖子当裤腿，把里子当面。第四步在人台上试新的组合。第五步是一个很重要的判断：保留多少"原来的痕迹"——全部抹掉，就变成普通新衣；全部保留，就只是旧衣。最后系列化：建立改造规则，比如"所有单品都由两件旧西装拼成"。请注意，这个流程里你设计的是"规则"，不是单件衣服。屏幕上第一格是改造痕迹的近照，后面五格是 Margiela 1997 秋冬的同一季 —— 这件人台布壳「1997 春夏首次出现，秋冬延续」，所以第 07 页写 SS1997、这里写秋冬，两个都对，学生问起就这样答。请学生先找那件米色的上衣 —— 它其实是裁缝用的人台布壳，连中缝、扣位和下摆上的厂牌标签都留着；一整季里它反复出现，只换袖子、换裙子、换颜色。这就是「设计的是规则，不是单件」最直接的样子。</w:t>
+        <w:t>第四种，解构改造型，Margiela 的路，也是今天可持续再造品牌的路。第一步收集现成的服装或者旧物：旧西装、旧牛仔、旧手套。第二步拆解——不是乱剪，是先读懂它原来的结构，为什么这里有省、那里有衬。第三步错置、重组、放大、翻转：把袖子当裤腿，把里子当面。第四步在人台上试新的组合。第五步是一个很重要的判断：保留多少"原来的痕迹"——全部抹掉，就变成普通新衣；全部保留，就只是旧衣。最后系列化：建立改造规则，比如"所有单品都由两件旧西装拼成"。请注意，这个流程里你设计的是"规则"，不是单件衣服。屏幕上第一格是改造痕迹的近照，后面五格是 Margiela 1997 秋冬的同一季 —— 这件人台布壳「1997 春夏首次出现，秋冬延续」，所以第 08 页写 SS1997、这里写秋冬，两个都对，学生问起就这样答。请学生先找那件米色的上衣 —— 它其实是裁缝用的人台布壳，连中缝、扣位和下摆上的厂牌标签都留着；一整季里它反复出现，只换袖子、换裙子、换颜色。这就是「设计的是规则，不是单件」最直接的样子。</w:t>
       </w:r>
     </w:p>
     <w:p>
@@ -1701,7 +1715,7 @@
         <w:pStyle w:val="166"/>
       </w:pPr>
       <w:r>
-        <w:t>幻灯片 23｜先有一个故事，再把它翻译成造型</w:t>
+        <w:t>幻灯片 24｜先有一个故事，再把它翻译成造型</w:t>
       </w:r>
     </w:p>
     <w:p>
@@ -1761,7 +1775,7 @@
         <w:pStyle w:val="166"/>
       </w:pPr>
       <w:r>
-        <w:t>幻灯片 24｜在企划框架内出款，成本与订货说了算</w:t>
+        <w:t>幻灯片 25｜在企划框架内出款，成本与订货说了算</w:t>
       </w:r>
     </w:p>
     <w:p>
@@ -1829,7 +1843,7 @@
         <w:pStyle w:val="166"/>
       </w:pPr>
       <w:r>
-        <w:t>幻灯片 25｜先理解原理，再找它在当代生活里的位置</w:t>
+        <w:t>幻灯片 26｜先理解原理，再找它在当代生活里的位置</w:t>
       </w:r>
     </w:p>
     <w:p>
@@ -1889,7 +1903,7 @@
         <w:pStyle w:val="166"/>
       </w:pPr>
       <w:r>
-        <w:t>幻灯片 26｜入口不同，中间那一环是一样的</w:t>
+        <w:t>幻灯片 27｜入口不同，中间那一环是一样的</w:t>
       </w:r>
     </w:p>
     <w:p>
@@ -1911,7 +1925,7 @@
         <w:pStyle w:val="166"/>
       </w:pPr>
       <w:r>
-        <w:t>幻灯片 27｜反向设计：把你自己的默认设置推翻一次</w:t>
+        <w:t>幻灯片 28｜反向设计：把你自己的默认设置推翻一次</w:t>
       </w:r>
     </w:p>
     <w:p>
@@ -1965,7 +1979,7 @@
         <w:pStyle w:val="166"/>
       </w:pPr>
       <w:r>
-        <w:t>幻灯片 28｜“我的时装世界”</w:t>
+        <w:t>幻灯片 29｜裙子还能成为什么？—— 四个已经有人给出的答案</w:t>
       </w:r>
     </w:p>
     <w:p>
@@ -1973,6 +1987,22 @@
         <w:pStyle w:val="164"/>
       </w:pPr>
       <w:r>
+        <w:t>刚才十分钟，你们每个人把自己那条裙子推翻了一次。现在看看别人把它推到哪里去了。第 05 页我问了三个问题，第三个一直没有回答：裙子还能成为什么。这四件都是裙子，都在同一个博物馆——V&amp;A。它们换掉的不是样子，是「裙子是什么」这个问题本身。第一件，一八七一年英国的笼式裙撑。请注意：一块布也没有，裙子的形已经在了。横向的钢箍越往下越大，竖的布带把它们一条条串住，全部吊在一条腰带上。V&amp;A 的著录里说，这类东西当年被叫作「骨架衬裙」。形由结构决定，布只是蒙上去的那一层——这是「体积从哪里来」的极端答案，请和第 16 页一起想。第二件，清代的马面裙，一八五〇到一九〇〇年，摊平拍的。一条白腰头上挂着两片，中间叠在一起；每一片都是一块平的加一块打褶的。穿的时候一绕，平的两块落在前后，褶甩到两侧去。一个省道也没有——形是「哪里打褶、哪里不打」定的。这一件请和第 15 页的十字型、第 12 页第三格上下的毡放在一起看：四张都是摊平拍的，十字型是裁的结果，毡是擀的结果，马面裙是折的结果，下面那件纸裙是切的结果。同一个视角，四种做法。第三件，一九六七年伦敦 Dispo 的纸裙。一整片扇形，腰上两个襻、一根绳，看不到拉链，也看不到纽扣，下摆就这么切开，没有卷边。材料是压合的纤维素纤维。当年《Which》杂志的消费测试说它能穿至少六次。请记住这个数字：把「能穿几次」放进设计条件里，形就只需要一片。这也是第01周讲的六个维度里「技术与可持续」那一条真正的样子——不是画个绿色图案。第四件，印度设计师 Rimzim Dadu，二〇一四年。廓形是最普通的直筒铅笔裙，一处新意也没有；功夫全在面上——把皮革搓成细条，一根一根缝上去，拼出 patola 的纹。V&amp;A 写她的做法是「引用，而不是直接拿来用」。又是原理，不是符号，和第 12 页说的是同一件事。最后问一句，然后进作业：刚才那十分钟，你推翻的是哪一条？他们推翻的又是哪一条？</w:t>
+      </w:r>
+    </w:p>
+    <w:p>
+      <w:pPr>
+        <w:pStyle w:val="166"/>
+      </w:pPr>
+      <w:r>
+        <w:t>幻灯片 30｜“我的时装世界”</w:t>
+      </w:r>
+    </w:p>
+    <w:p>
+      <w:pPr>
+        <w:pStyle w:val="164"/>
+      </w:pPr>
+      <w:r>
         <w:t>① 三个成见：写下你自己身上的三个成见，各配一张打破它的参考图（至少 1 张中国设计师）</w:t>
       </w:r>
     </w:p>
@@ -2011,7 +2041,7 @@
         <w:pStyle w:val="164"/>
       </w:pPr>
       <w:r>
-        <w:t>作业。一张 A3，题目叫"我的时装世界"，下周带来。四个部分。第一，写你自己身上的三个成见，每个配一张打破它的参考图，至少一张是中国设计师的。第二，从七种流程里选一种或者组合，画你自己的流程图，标出你最强和最弱的一步——这个诚实很重要。第三，白布问题：如果只给你白布，你的裙子会是什么，一张草图加一句话。第四，十张参考图，至少三张中国、三张国际、一张非时装——建筑、器物、自然都行——每张写一句：我看中它的哪一层造型语言，平面、立体还是细节。这份作业计入平时成绩，而且第三周的"灵感与主题板面"会直接从这一页出发，所以请认真做。</w:t>
+        <w:t>作业。一张 A3，题目叫"我的时装世界"，下周带来。四个部分。第一，写你自己身上的三个成见，每个配一张打破它的参考图，至少一张是中国设计师的。第二，从七种流程里选一种或者组合，画你自己的流程图，标出你最强和最弱的一步——这个诚实很重要。第三，白布问题：如果只给你白布，你的裙子会是什么，一张草图加一句话。第四，十张参考图，至少三张中国、三张国际、一张非时装——建筑、器物、自然都行——每张写一句：我看中它的哪一层造型语言，平面、立体还是细节。这一页不上传、也不打分——按第01周的评分地图，第01、02 周不布置作业。四个百分比是给你自己对照用的权重，看看哪一块做薄了。它真正的去处是第03周的“灵感与主题板面”，也就是平时作业 1，十五分，直接从这一页长出来，所以请认真做。还有，上周 Exit Ticket 你们写的那句「第02周我将用什么图、什么立体测试去验证」，今天在这里收回：「用什么去验」就是第二项的流程图，你那条路上的“筛选”和“完成”两站放的就是验证动作；图和立体的实际验证从第03到04周的主题板面开始，到第08周的款式图评审交账。</w:t>
       </w:r>
     </w:p>
     <w:p>
@@ -2019,7 +2049,7 @@
         <w:pStyle w:val="166"/>
       </w:pPr>
       <w:r>
-        <w:t>幻灯片 29｜本周三句话</w:t>
+        <w:t>幻灯片 31｜本周三句话</w:t>
       </w:r>
     </w:p>
     <w:p>
@@ -2163,7 +2193,7 @@
         <w:pStyle w:val="165"/>
       </w:pPr>
       <w:r>
-        <w:t>· A-POC 织卷与 132 5. 的「折叠前后对比」原图未获授权（第08页），用同一设计师的其他作品替代。</w:t>
+        <w:t>· A-POC 织卷与 132 5. 的「折叠前后对比」原图未获授权（第 09 页），用同一设计师的其他作品替代。</w:t>
       </w:r>
     </w:p>
     <w:p>
@@ -2171,7 +2201,7 @@
         <w:pStyle w:val="165"/>
       </w:pPr>
       <w:r>
-        <w:t>· 马可《土地》2007 巴黎发布的现场图未获授权（第11页），改用 V&amp;A 所藏马可 2019 年作品。</w:t>
+        <w:t>· 马可《土地》2007 巴黎发布的现场图未获授权（第 12 页），改用 V&amp;A 所藏马可 2019 年作品。</w:t>
       </w:r>
     </w:p>
     <w:p>
@@ -2179,7 +2209,7 @@
         <w:pStyle w:val="165"/>
       </w:pPr>
       <w:r>
-        <w:t>· 马可这条线只能是鞋：V&amp;A 目前公开可查的马可藏品即《行脚》与《漢唐》两双 2019 年手工编织鞋（在线目录检索所及范围，非馆藏全量断言）；大都会与 Wikimedia Commons 都没有马可、Uma Wang、Xu Zhi、Susan Fang 的可用授权图像（2026 年 9 月复核，不必再找）。所以中国这一页只能用秀场图加这两双鞋 —— 讲的时候把重点放在「做法看得见」，不要指着鞋说这就是《土地》。　· 流程 19~25 页的参考图，2026 年 9 月改成了「同一季五到六套」：陈序之 2026 春夏（上海）、三宅一生 2010 秋冬、川久保玲 2025 秋冬、Margiela 1997 秋冬、Chalayan《After Words》2000 秋冬、Uma Wang 2026 秋冬 —— 均取自 Vogue Runway，署名并注明仅用于课堂工序观察。第 24 页（市场先行）没有系列图，理由见该页讲稿。</w:t>
+        <w:t>· 马可这条线只能是鞋：V&amp;A 目前公开可查的马可藏品即《行脚》与《漢唐》两双 2019 年手工编织鞋（在线目录检索所及范围，非馆藏全量断言）；大都会与 Wikimedia Commons 都没有马可、Uma Wang、Xu Zhi、Susan Fang 的可用授权图像（2026 年 9 月复核，不必再找）。所以中国这一页只能用秀场图加这两双鞋 —— 讲的时候把重点放在「做法看得见」，不要指着鞋说这就是《土地》。　· 流程 19~25 页的参考图，2026 年 9 月改成了「同一季五到六套」：陈序之 2026 春夏（上海）、三宅一生 2010 秋冬、川久保玲 2025 秋冬、Margiela 1997 秋冬、Chalayan《After Words》2000 秋冬、Uma Wang 2026 秋冬 —— 均取自 Vogue Runway，署名并注明仅用于课堂工序观察。第 25 页（市场先行）没有系列图，理由见该页讲稿。</w:t>
       </w:r>
     </w:p>
     <w:p>
@@ -2187,7 +2217,7 @@
         <w:pStyle w:val="165"/>
       </w:pPr>
       <w:r>
-        <w:t>· Margiela 手套背心与露缝份西装未获授权（第07页），改用 MoMu 的 Stockman 与 Artisanal。　· 第09页原来压在页脚的两条说明（Airmail 的年代、两段「没有图」的画面）已经移到本页 —— 正文那一行现在只留课堂提问。</w:t>
+        <w:t>· Margiela 手套背心与露缝份西装未获授权（第 08 页），改用 MoMu 的 Stockman 与 Artisanal。　· 第 10 页原来压在页脚的两条说明（Airmail 的年代、两段「没有图」的画面）已经移到本页 —— 正文那一行现在只留课堂提问。</w:t>
       </w:r>
     </w:p>
     <w:p>

--- a/docs/jiangao/《女装设计》第02周_中国大陆课堂完整讲稿_中文.docx
+++ b/docs/jiangao/《女装设计》第02周_中国大陆课堂完整讲稿_中文.docx
@@ -123,7 +123,7 @@
     <w:p>
       <w:pPr/>
       <w:r>
-        <w:t>这一页只花两分钟，但不要跳过。上周我们学的是怎么把一句话说得能被别人核对：把形容词划掉，用三条张力轴去描述一件衣服。今天不换方法，换对象——上周看的是别人的衣服，今天看的是你们自己手上那一条。表格从左往右念一遍就够了。第一行，上周划的是形容词，今天划的是你的手：不思考的时候手会自动画出来的那条裙子。第二行，贴合和离体、垂坠和支撑这两条轴，今天有了名字，叫「立体」，在第 16 页；同一页还会给出体积的四种来源。第三行，暴露和覆盖那条轴，今天落在第 11 页的成见⑤——遮蔽也是一种造型。第四行，四问里的「拆」，今天摊成三层：平面是语法、立体是声音、细节是语气，第 14 页。第五行最重要：原理卡的 D 栏——「保留什么原理，换成什么，用在哪里」——今天就是第 12 页的成见⑥，四个中国设计师，一人一个实例。最后交代一句：请大家把上周课上做的 A3 三栏板和那句立场句放在桌角。第 28 页的活动和第 30 页的底稿都要用到它。按第01周的评分地图，第01、02 周不布置作业、不上传、不打分——但没有它，今天最后那二十分钟你们会从零开始。</w:t>
+        <w:t>这一页只花两分钟，但不要跳过。上周我们学的是怎么把一句话说得能被别人核对：把形容词划掉，用三条张力轴去描述一件衣服。今天不换方法，换对象——上周看的是别人的衣服，今天看的是你们自己手上那一条。表格从左往右念一遍就够了。第一行，上周划的是形容词，今天划的是你的手：不思考的时候手会自动画出来的那条裙子。第二行，贴合和离体、垂坠和支撑这两条轴，今天有了名字，叫「立体」，在第 16 页；同一页还会给出体积的四种来源。第三行，暴露和覆盖那条轴，今天落在第 11 页的成见⑤——遮蔽也是一种造型。第四行，四问里的「拆」，今天摊成三层：平面是语法、立体是声音、细节是语气，第 14 页。第五行最重要：原理卡的 D 栏——「保留什么原理，换成什么，用在哪里」——今天就是第 12 页的成见⑥，四个中国设计师，一人一个实例。最后交代一句：请大家把上周课上做的 A3 三栏板和那句立场句放在桌角。第 29 页的活动和第 31 页的底稿都要用到它。按第01周的评分地图，第01、02 周不布置作业、不上传、不打分——但没有它，今天最后那二十分钟你们会从零开始。</w:t>
       </w:r>
     </w:p>
     <w:p>
@@ -651,7 +651,7 @@
         <w:pStyle w:val="164"/>
       </w:pPr>
       <w:r>
-        <w:t>本页两段最有名的画面都没有图：2000 秋冬《After Words》的「椅套变成裙子、木桌变成圆桌裙」，以及 2007 春夏「裙子里装机械、在台上自动改变廓形」。《After Words》的彩排现场图这次收进了附录⑤（第 24 页后面那一页），能看到人坐在椅套上的场面；但两段的「变形瞬间」本身仍然没有图 —— 请口述或放视频。本页用 Airmail Dress（1999，Tyvek，Wikimedia Commons）两张 —— 年代按大都会与 NGV 的藏品记载定为 1999；中央圣马丁自己的藏品页记作 1993（他毕业那年），课上不必展开，要用时见附录 B。加 2007 春夏一张（印花料在头上折成一个立起来的构造，衣服本身是平常的连衣裙）。注意：Chalayan 1993 年的毕业系列是《The Tangent Flows》（把衣服埋进土里），不是 Airmail Dress —— 埋衣服那一段留到第 12 页马可《土地》再讲。</w:t>
+        <w:t>本页两段最有名的画面都没有图：2000 秋冬《After Words》的「椅套变成裙子、木桌变成圆桌裙」，以及 2007 春夏「裙子里装机械、在台上自动改变廓形」。《After Words》的彩排现场图这次收进了附录⑤（第 25 页后面那一页），能看到人坐在椅套上的场面；但两段的「变形瞬间」本身仍然没有图 —— 请口述或放视频。本页用 Airmail Dress（1999，Tyvek，Wikimedia Commons）两张 —— 年代按大都会与 NGV 的藏品记载定为 1999；中央圣马丁自己的藏品页记作 1993（他毕业那年），课上不必展开，要用时见附录 B。加 2007 春夏一张（印花料在头上折成一个立起来的构造，衣服本身是平常的连衣裙）。注意：Chalayan 1993 年的毕业系列是《The Tangent Flows》（把衣服埋进土里），不是 Airmail Dress —— 埋衣服那一段留到第 12 页马可《土地》再讲。</w:t>
       </w:r>
     </w:p>
     <w:p>
@@ -1715,7 +1715,13 @@
         <w:pStyle w:val="166"/>
       </w:pPr>
       <w:r>
-        <w:t>幻灯片 24｜先有一个故事，再把它翻译成造型</w:t>
+        <w:t>幻灯片 24｜同一条路，四件正在卖的衣服</w:t>
+      </w:r>
+    </w:p>
+    <w:p>
+      <w:pPr/>
+      <w:r>
+        <w:t>【讲稿】</w:t>
       </w:r>
     </w:p>
     <w:p>
@@ -1723,6 +1729,22 @@
         <w:pStyle w:val="164"/>
       </w:pPr>
       <w:r>
+        <w:t>上一页讲的全是 1997 年。学生心里会嘀咕：那是三十年前的实验，跟我有什么关系。这一页就是回答这句话的 —— 屏幕上四件都是 2026 年秋冬伦敦时装周的成衣，走的还是刚才那六步。第一件和第二件是 Conner Ives。第一件外套的布是清代的刺绣挂毯，被裁开重新排版做成外套；请学生看那只鹤：鹤的身子压在门襟上，翅膀跨到了右前片 —— 如果是照着这件衣服绣的，绣工不会让图案从正中断开。所以是先有绣好的布，再在布上排版，这就是第三步「错置、重组」的实物证据。第二件是一条旧丝巾：压褶之后斜着拉过胯部，丝巾自己的印花边框现在竖着落在侧面，丝巾的一个角落到了下摆 —— 那一小块绿色就是。第三件和第四件是 Chopova Lowena。第三件是他们的招牌：裙子由两幅完全不同的褶料在正中撞在一起，接缝不缝死，用一排登山扣挂在皮带上 —— 第五步「保留多少原来的痕迹」，他们的答案是「干脆不藏」。第四件从上往下四层，四块布、四种做法，料是上一季没用完的存布。最后一定要讲这一句：Conner Ives 自己说那件清代刺绣外套「是我们款单上最贵的一件，同时也是眼下最好卖的一件」。学生最常问的是「做这么费工的东西卖得掉吗」，这就是答案；把它和第 26 页的市场先行放在一起看 —— 入口不同，两条路最后都要过订货会。还有一个问题要抛出来，不要回避：清代的挂毯被一个英国设计师裁开做成外套，这是保留了原理，还是只拿走了符号？回到第 12 页那把尺子，让学生自己判断 —— 老师不给标准答案，但要求他们说出依据。</w:t>
+      </w:r>
+    </w:p>
+    <w:p>
+      <w:pPr>
+        <w:pStyle w:val="166"/>
+      </w:pPr>
+      <w:r>
+        <w:t>幻灯片 25｜先有一个故事，再把它翻译成造型</w:t>
+      </w:r>
+    </w:p>
+    <w:p>
+      <w:pPr>
+        <w:pStyle w:val="164"/>
+      </w:pPr>
+      <w:r>
         <w:t>代表：Hussein Chalayan · Simone Rocha · 许多院校毕业系列</w:t>
       </w:r>
     </w:p>
@@ -1775,7 +1797,7 @@
         <w:pStyle w:val="166"/>
       </w:pPr>
       <w:r>
-        <w:t>幻灯片 25｜在企划框架内出款，成本与订货说了算</w:t>
+        <w:t>幻灯片 26｜在企划框架内出款，成本与订货说了算</w:t>
       </w:r>
     </w:p>
     <w:p>
@@ -1843,7 +1865,7 @@
         <w:pStyle w:val="166"/>
       </w:pPr>
       <w:r>
-        <w:t>幻灯片 26｜先理解原理，再找它在当代生活里的位置</w:t>
+        <w:t>幻灯片 27｜先理解原理，再找它在当代生活里的位置</w:t>
       </w:r>
     </w:p>
     <w:p>
@@ -1903,7 +1925,7 @@
         <w:pStyle w:val="166"/>
       </w:pPr>
       <w:r>
-        <w:t>幻灯片 27｜入口不同，中间那一环是一样的</w:t>
+        <w:t>幻灯片 28｜入口不同，中间那一环是一样的</w:t>
       </w:r>
     </w:p>
     <w:p>
@@ -1925,7 +1947,7 @@
         <w:pStyle w:val="166"/>
       </w:pPr>
       <w:r>
-        <w:t>幻灯片 28｜反向设计：把你自己的默认设置推翻一次</w:t>
+        <w:t>幻灯片 29｜反向设计：把你自己的默认设置推翻一次</w:t>
       </w:r>
     </w:p>
     <w:p>
@@ -1979,7 +2001,7 @@
         <w:pStyle w:val="166"/>
       </w:pPr>
       <w:r>
-        <w:t>幻灯片 29｜裙子还能成为什么？—— 四个已经有人给出的答案</w:t>
+        <w:t>幻灯片 30｜裙子还能成为什么？—— 四个已经有人给出的答案</w:t>
       </w:r>
     </w:p>
     <w:p>
@@ -1995,7 +2017,7 @@
         <w:pStyle w:val="166"/>
       </w:pPr>
       <w:r>
-        <w:t>幻灯片 30｜“我的时装世界”</w:t>
+        <w:t>幻灯片 31｜“我的时装世界”</w:t>
       </w:r>
     </w:p>
     <w:p>
@@ -2049,7 +2071,7 @@
         <w:pStyle w:val="166"/>
       </w:pPr>
       <w:r>
-        <w:t>幻灯片 31｜本周三句话</w:t>
+        <w:t>幻灯片 32｜本周三句话</w:t>
       </w:r>
     </w:p>
     <w:p>
@@ -2209,7 +2231,7 @@
         <w:pStyle w:val="165"/>
       </w:pPr>
       <w:r>
-        <w:t>· 马可这条线只能是鞋：V&amp;A 目前公开可查的马可藏品即《行脚》与《漢唐》两双 2019 年手工编织鞋（在线目录检索所及范围，非馆藏全量断言）；大都会与 Wikimedia Commons 都没有马可、Uma Wang、Xu Zhi、Susan Fang 的可用授权图像（2026 年 9 月复核，不必再找）。所以中国这一页只能用秀场图加这两双鞋 —— 讲的时候把重点放在「做法看得见」，不要指着鞋说这就是《土地》。　· 流程 19~25 页的参考图，2026 年 9 月改成了「同一季五到六套」：陈序之 2026 春夏（上海）、三宅一生 2010 秋冬、川久保玲 2025 秋冬、Margiela 1997 秋冬、Chalayan《After Words》2000 秋冬、Uma Wang 2026 秋冬 —— 均取自 Vogue Runway，署名并注明仅用于课堂工序观察。第 25 页（市场先行）没有系列图，理由见该页讲稿。</w:t>
+        <w:t>· 马可这条线只能是鞋：V&amp;A 目前公开可查的马可藏品即《行脚》与《漢唐》两双 2019 年手工编织鞋（在线目录检索所及范围，非馆藏全量断言）；大都会与 Wikimedia Commons 都没有马可、Uma Wang、Xu Zhi、Susan Fang 的可用授权图像（2026 年 9 月复核，不必再找）。所以中国这一页只能用秀场图加这两双鞋 —— 讲的时候把重点放在「做法看得见」，不要指着鞋说这就是《土地》。　· 流程 20~27 页的参考图，2026 年 9 月改成了「同一季五到六套」：陈序之 2026 春夏（上海）、三宅一生 2010 秋冬、川久保玲 2025 秋冬、Margiela 1997 秋冬、Chalayan《After Words》2000 秋冬、Uma Wang 2026 秋冬 —— 均取自 Vogue Runway，署名并注明仅用于课堂工序观察。第 26 页（市场先行）没有系列图，理由见该页讲稿。</w:t>
       </w:r>
     </w:p>
     <w:p>
@@ -2217,7 +2239,7 @@
         <w:pStyle w:val="165"/>
       </w:pPr>
       <w:r>
-        <w:t>· Margiela 手套背心与露缝份西装未获授权（第 08 页），改用 MoMu 的 Stockman 与 Artisanal。　· 第 10 页原来压在页脚的两条说明（Airmail 的年代、两段「没有图」的画面）已经移到本页 —— 正文那一行现在只留课堂提问。</w:t>
+        <w:t>· Margiela 手套背心与露缝份西装未获授权（第 08 页），改用 MoMu 的 Stockman 与 Artisanal。　· 第 10 页原来压在页脚的两条说明（Airmail 的年代、两段「没有图」的画面）已经移到下一页（附录 B 续） —— 正文那一行现在只留课堂提问。</w:t>
       </w:r>
     </w:p>
     <w:p>
@@ -2233,7 +2255,29 @@
         <w:pStyle w:val="166"/>
       </w:pPr>
       <w:r>
-        <w:t>补充 3｜“反向设计”活动的进行方式与作业评价点</w:t>
+        <w:t>补充 3｜其余来源，与两条需要说明的例外</w:t>
+      </w:r>
+    </w:p>
+    <w:p>
+      <w:pPr/>
+      <w:r>
+        <w:t>【讲稿】</w:t>
+      </w:r>
+    </w:p>
+    <w:p>
+      <w:pPr>
+        <w:pStyle w:val="164"/>
+      </w:pPr>
+      <w:r>
+        <w:t>附录 B 的来源表原来是一页八行，最后一行一直被底部的工具条挡住 —— 2026 年 9 月拆成了两页。这一页上半是来源表的后两行，下半是原来压在附录 B 下面的那两块说明。备课时记住两件事就够了：哪些图没有拿到授权、我用什么替代了它；以及 Chalayan 那两条 —— Airmail 的年代本课取 1999，两段最有名的画面本课没有图，要口述或放视频。</w:t>
+      </w:r>
+    </w:p>
+    <w:p>
+      <w:pPr>
+        <w:pStyle w:val="166"/>
+      </w:pPr>
+      <w:r>
+        <w:t>补充 4｜“反向设计”活动的进行方式与作业评价点</w:t>
       </w:r>
     </w:p>
     <w:p>

--- a/docs/jiangao/《女装设计》第02周_中国大陆课堂完整讲稿_中文.docx
+++ b/docs/jiangao/《女装设计》第02周_中国大陆课堂完整讲稿_中文.docx
@@ -1183,7 +1183,7 @@
         <w:pStyle w:val="164"/>
       </w:pPr>
       <w:r>
-        <w:t>第一层，平面造型。大纲要求"掌握平面造型方法"，我想先把观念摆正：平面造型不等于"平面制版"这一门技术课，它的本质是——一块布通过分割、折叠、组合，怎么变成一件衣服。先看中国。我们的传统服装，从汉代的深衣到清代的袍，绝大多数是"十字型平面结构"：前后中线一条、肩袖一条，摊平是一个十字，几乎不打省道，衣服和身体之间留着空间。这套语法跟西方"贴体"的语法是完全不同的两套系统，不分高低。再看日本，三宅一生的折叠——平面不等于"平"，而是"可以展开"，压平是几何图形，撑开是衣服。最后看当代中国，Xu Zhi 陈序之，CSM 女装本科毕业，二〇一四年创立品牌，他的方法是先把纱线编成带流苏的织物，然后让面料的走向来决定裁片怎么分——面料先于版型。现在请大家把刚才画的那条裙子在脑子里摊平：它是几片布？两片？四片？它能不能是一片？如果只能是一片，你会怎么折？</w:t>
+        <w:t>第一层，平面造型。大纲要求"掌握平面造型方法"，我想先把观念摆正：平面造型不等于"平面制版"这一门技术课，它的本质是——一块布通过分割、折叠、组合，怎么变成一件衣服。先看中国。屏幕上①②是“同一件”直裾素纱襌衣，②是①的领口局部。我们的传统服装，从汉代的深衣到清代的袍，绝大多数是"十字型平面结构"：前后中线一条、肩袖一条，摊平是一个十字，几乎不打省道，衣服和身体之间留着空间。请学生盯着②看两件事：肩上“没有一条接缝”，袖子是衣身直接伸出去的；两条领缘在胸前交叉。贴合不是靠省道做的，是靠交叠和系带。这套语法跟西方"贴体"的语法是完全不同的两套系统，不分高低。再看日本，三宅一生「132 5.」（V&amp;A 藏品，2014-15）——平面不等于"平"，而是"可以展开"。衣面上那些直线全是折痕，把它切成一块块三角形；下摆不是弧线，是直边拼成的多角形。压平是几何图形，撑开才是衣服。最后看当代中国，Xu Zhi 陈序之，CSM 女装本科毕业，二〇一四年创立品牌，他的方法是先把纱线编成带流苏的织物，然后让面料的走向来决定裁片怎么分——面料先于版型。现在请大家把刚才画的那条裙子在脑子里摊平：它是几片布？两片？四片？它能不能是一片？如果只能是一片，你会怎么折？</w:t>
       </w:r>
     </w:p>
     <w:p>
@@ -1243,7 +1243,7 @@
         <w:pStyle w:val="164"/>
       </w:pPr>
       <w:r>
-        <w:t>第二层，立体造型。大纲把它列为难点，因为它需要动手。先讲方法：立体裁剪，把坯布放到人台上，用手、用别针决定体积去哪里。川久保玲、山本耀司的很多廓形不是画出来的，是在人台上"长"出来的——这也是我为什么鼓励大家从第三周开始就在人台上试。然后讲体积的来源。体积可以来自填充，像川久保玲；可以来自支撑，裙撑、鱼骨、Chalayan 的机械；可以来自面料本身的硬度，欧根纱、涂层布；也可以来自悬垂，重力让布自己垂出形状。四种来源，四种完全不同的性格——填充是柔软的、支撑是建筑的、硬挺是锐利的、悬垂是流动的。最后是科技。Iris van Herpen 和科学家、建筑师合作，用 3D 打印、激光切割做出传统面料做不出的体积。请大家不要把技术当噱头，它是一套新的立体语法。提问：你的裙子体积在哪里？为什么在那里？如果把体积从下摆挪到肩上，它还是不是同一条裙子？</w:t>
+        <w:t>第二层，立体造型。大纲把它列为难点，因为它需要动手。方法这一面（人台、坯布、别针）放在第 22 页的流程③ 里讲，这一页只问一件事：“体积是从哪里来的”。屏幕上四格就是四种来源，一格一种。①填充：川久保玲那件，请学生看格子——格子在鼓起的地方被撑变形了，说明撑起它的东西在衣身“里面”。②支撑：三宅一生 Plastic Body 1980，胸和腰的曲面被直接做在硬壳上——身体不再是被包起来的东西，它被“做出来”了。③材料本身的硬度：一片片透明硬片切成弧形叠起来，自己就立得住。④悬垂：Vionnet 1931，下摆一边长一边短，绕着身体高低不齐——V&amp;A 的著录原话是"the hem falls unevenly around the wearer"，布是斜裁的，体积是它自己垂出来的。四种来源，四种完全不同的性格——填充是软的、支撑是硬壳的、材料硬度是片状的、悬垂是流动的。关于③要说一句：Iris van Herpen 常被说成"3D 打印"，但“这一件屏幕上看得到的”是一片片透明硬片被切成弧形层层叠起。具体工艺馆藏记录里没有写，课上不要替它断言——能说的是：不是面料撑起形，是材料本身就有形。这也是一套新的立体语法。提问：你的裙子体积在哪里？为什么在那里？如果把体积从下摆挪到肩上，它还是不是同一条裙子？</w:t>
       </w:r>
     </w:p>
     <w:p>
@@ -1303,7 +1303,7 @@
         <w:pStyle w:val="164"/>
       </w:pPr>
       <w:r>
-        <w:t>第三层，细节造型。大纲的重点是"理解细节的情感传递"，难点是"造型与女性需求的精准对接"。先讲情感。细节是语气。Simone Rocha 的蝴蝶结，三厘米是可爱，三十厘米是宣言——只改了尺寸。珍珠放在领口是端庄，放在下摆是俏皮，放满全身是压迫——只改了位置和数量。Margiela 把品牌标签减到四针白线，什么都没说，反而所有人都认得。所以细节设计要问三个问题：多大、几个、放哪。再讲中国细节。很多同学用盘扣，永远放在门襟、永远是布的、永远那个尺寸。盘扣可以放大成腰带扣，可以缩小成一排肌理，可以换成金属、亚克力、树脂。问题从来不是"用不用盘扣"，而是"盘扣在这个位置、这个尺寸，说的是什么话"。现在请大家给自己那条裙子加一个细节，只能加一个：加什么？放哪？多大？</w:t>
+        <w:t>第三层，细节造型。大纲的重点是"理解细节的情感传递"，难点是"造型与女性需求的精准对接"。先讲情感。细节是语气。Simone Rocha 的蝴蝶结，三厘米是可爱，三十厘米是宣言——只改了尺寸。珍珠放在领口是端庄，放在下摆是俏皮，放满全身是压迫——只改了位置和数量。Margiela 把品牌标签减到四针白线，什么都没说，反而所有人都认得。所以细节设计要问三个问题：多大、几个、放哪。再讲中国细节。屏幕上④是一对盘扣：左边那枚末端是一个“套”，右边那枚末端是一个“球结”，球穿过套，受力就在这一处——花瓣的形可以换，这一套一结换不掉。很多同学用盘扣，永远放在门襟、永远是布的、永远那个尺寸。盘扣可以放大成腰带扣，可以缩小成一排肌理，可以换成金属、亚克力、树脂。问题从来不是"用不用盘扣"，而是"盘扣在这个位置、这个尺寸，说的是什么话"。现在请大家给自己那条裙子加一个细节，只能加一个：加什么？放哪？多大？</w:t>
       </w:r>
     </w:p>
     <w:p>
@@ -1587,7 +1587,7 @@
         <w:pStyle w:val="164"/>
       </w:pPr>
       <w:r>
-        <w:t>第二种，面料先行型。三宅一生、Xu Zhi、Susan Fang、Uma Wang 都是这一路。第一步是材料实验：织、编、压褶、洗水、烧、涂层，什么都试。第二步，在实验中发现一种"面料行为"——比如这块布压褶后会自己弹回来，这块编织物一挂起来就自然扭转。第三步，让这个行为决定造型：会弹的布就做可以伸缩的廓形，会扭的布就顺着扭。第四步才是款式和系列。最后是工艺定型和量产测试——这一步很多学生跳过，但它决定了你的面料实验能不能变成产品。这个流程特别适合动手能力强、画画一般的同学。屏幕上第一格是对照：一块几乎没被裁开的布。后面五格是三宅一生 2010 秋冬的同一季 —— 同一种褶皱的带状织物，绕的方式一换就是另一件衣服。请学生盯着条纹看：条纹跟着管子一起扭转，形是布自己弯出来的。</w:t>
+        <w:t>第二种，面料先行型。三宅一生、Xu Zhi、Susan Fang、Uma Wang 都是这一路。第一步是材料实验：织、编、压褶、洗水、烧、涂层，什么都试。第二步，在实验中发现一种"面料行为"——比如这块布压褶后会自己弹回来，这块编织物一挂起来就自然扭转。第三步，让这个行为决定造型：会弹的布就做可以伸缩的廓形，会扭的布就顺着扭。第四步才是款式和系列。最后是工艺定型和量产测试——这一步很多学生跳过，但它决定了你的面料实验能不能变成产品。这个流程特别适合动手能力强、画画一般的同学。屏幕上第一格是对照：三宅一生「132 5.」（V&amp;A 藏品，2014-15）——衣面上的直线折痕直接当结构线用，摊平是一块折好的几何图形。后面五格是三宅一生 2010 秋冬的同一季 —— 同一种褶皱的带状织物，绕的方式一换就是另一件衣服。请学生盯着条纹看：条纹跟着管子一起扭转，形是布自己弯出来的。</w:t>
       </w:r>
     </w:p>
     <w:p>
@@ -2215,7 +2215,7 @@
         <w:pStyle w:val="165"/>
       </w:pPr>
       <w:r>
-        <w:t>· A-POC 织卷与 132 5. 的「折叠前后对比」原图未获授权（第 09 页），用同一设计师的其他作品替代。</w:t>
+        <w:t>· A-POC 织卷、以及 132 5. 的「折叠前后对比」原图未获授权（第 09 页）。132 5. 的“本体”已改用 V&amp;A 藏品（第 15 页③、第 21 页首格、附录② 第 3 步），但"折起来的那一半"仍然没有图，请口述。</w:t>
       </w:r>
     </w:p>
     <w:p>

--- a/docs/jiangao/《女装设计》第02周_中国大陆课堂完整讲稿_中文.docx
+++ b/docs/jiangao/《女装设计》第02周_中国大陆课堂完整讲稿_中文.docx
@@ -1183,7 +1183,7 @@
         <w:pStyle w:val="164"/>
       </w:pPr>
       <w:r>
-        <w:t>第一层，平面造型。大纲要求"掌握平面造型方法"，我想先把观念摆正：平面造型不等于"平面制版"这一门技术课，它的本质是——一块布通过分割、折叠、组合，怎么变成一件衣服。先看中国。屏幕上①②是“同一件”直裾素纱襌衣，②是①的领口局部。我们的传统服装，从汉代的深衣到清代的袍，绝大多数是"十字型平面结构"：前后中线一条、肩袖一条，摊平是一个十字，几乎不打省道，衣服和身体之间留着空间。请学生盯着②看两件事：肩上“没有一条接缝”，袖子是衣身直接伸出去的；两条领缘在胸前交叉。贴合不是靠省道做的，是靠交叠和系带。这套语法跟西方"贴体"的语法是完全不同的两套系统，不分高低。再看日本，三宅一生「132 5.」（V&amp;A 藏品，2014-15）——平面不等于"平"，而是"可以展开"。衣面上那些直线全是折痕，把它切成一块块三角形；下摆不是弧线，是直边拼成的多角形。压平是几何图形，撑开才是衣服。最后看当代中国，Xu Zhi 陈序之，CSM 女装本科毕业，二〇一四年创立品牌，他的方法是先把纱线编成带流苏的织物，然后让面料的走向来决定裁片怎么分——面料先于版型。现在请大家把刚才画的那条裙子在脑子里摊平：它是几片布？两片？四片？它能不能是一片？如果只能是一片，你会怎么折？</w:t>
+        <w:t>第一层，平面造型。大纲要求"掌握平面造型方法"，我想先把观念摆正：平面造型不等于"平面制版"这一门技术课，它的本质是——一块布通过分割、折叠、组合，怎么变成一件衣服。先看中国。屏幕上①是汉代的直裾素纱襌衣，②是清代的汉族女袄（V&amp;A 藏品 T.201-1934），两件相隔约两千年。我们的传统服装，从汉代的深衣到清代的袍，绝大多数是"十字型平面结构"：前后中线一条、肩袖一条，摊平是一个十字，几乎不打省道，衣服和身体之间留着空间。请学生盯着②看三件事。第一，把手指从这只袖口横着划到那只袖口——两袖的上沿是“一条不断的直线”，中间没有一道肩缝，袖子是衣身直接伸出去的。第二，衣身上一个省道也没有；贴合不是靠省道做的，是靠那条斜襟的交叠。第三，V&amp;A 著录的尺寸是长 98 厘米、宽 123 厘米——“宽比长还大”，这就是十字型结构的数字。然后回到①：两千年前那件也是这个样子。这套语法跟西方"贴体"的语法是完全不同的两套系统，不分高低。再看日本，三宅一生「132 5.」（V&amp;A 藏品，2014-15）——平面不等于"平"，而是"可以展开"。衣面上那些直线全是折痕，把它切成一块块三角形；下摆不是弧线，是直边拼成的多角形。压平是几何图形，撑开才是衣服。最后看当代中国，Xu Zhi 陈序之，CSM 女装本科毕业，二〇一四年创立品牌，他的方法是先把纱线编成带流苏的织物，然后让面料的走向来决定裁片怎么分——面料先于版型。现在请大家把刚才画的那条裙子在脑子里摊平：它是几片布？两片？四片？它能不能是一片？如果只能是一片，你会怎么折？</w:t>
       </w:r>
     </w:p>
     <w:p>
